--- a/Ausgabe/Klasse_7/02_Repraesentation_von_Daten/03_Material.docx
+++ b/Ausgabe/Klasse_7/02_Repraesentation_von_Daten/03_Material.docx
@@ -866,7 +866,7 @@
       <w:rPr>
         <w:sz w:val="16"/>
       </w:rPr>
-      <w:t>Unterrichtsmaterial Oberschule Sachsen · Version v0.4.0-341-g0b15cca-dirty · Build 17.08.2026</w:t>
+      <w:t>Unterrichtsmaterial Oberschule Sachsen · Version v0.4.0-356-g3db0967-dirty · Build 17.08.2026</w:t>
     </w:r>
   </w:p>
 </w:ftr>

--- a/Ausgabe/Klasse_7/02_Repraesentation_von_Daten/03_Material.docx
+++ b/Ausgabe/Klasse_7/02_Repraesentation_von_Daten/03_Material.docx
@@ -49,13 +49,13 @@
         <w:br w:type="page"/>
       </w:r>
     </w:p>
-    <w:bookmarkStart w:id="25" w:name="material-m0103-daten-und-darstellungen"/>
+    <w:bookmarkStart w:id="26" w:name="Xd74dd7ea6573fe1c4c312b55d208ef99ded8033"/>
     <w:p>
       <w:pPr>
         <w:pStyle w:val="Heading1"/>
       </w:pPr>
       <w:r>
-        <w:t xml:space="preserve">Material M01–03 – Daten und Darstellungen</w:t>
+        <w:t xml:space="preserve">Material M01–03 – Daten, Darstellungen und digitale Medien</w:t>
       </w:r>
     </w:p>
     <w:bookmarkStart w:id="20" w:name="a-kontext-macht-information"/>
@@ -213,6 +213,18 @@
         <w:t xml:space="preserve">Ergebnisse einer Klassenumfrage</w:t>
       </w:r>
     </w:p>
+    <w:p>
+      <w:pPr>
+        <w:numPr>
+          <w:ilvl w:val="0"/>
+          <w:numId w:val="1002"/>
+        </w:numPr>
+        <w:pStyle w:val="Compact"/>
+      </w:pPr>
+      <w:r>
+        <w:t xml:space="preserve">kurze Bewegung oder ein Ablauf, den man schlecht mit einem Einzelbild erklären kann</w:t>
+      </w:r>
+    </w:p>
     <w:bookmarkEnd w:id="21"/>
     <w:bookmarkStart w:id="22" w:name="c-gleiches-thema-anderes-medium"/>
     <w:p>
@@ -267,6 +279,18 @@
         <w:t xml:space="preserve">Welche Darstellung benötigt zusätzliche Erklärungen?</w:t>
       </w:r>
     </w:p>
+    <w:p>
+      <w:pPr>
+        <w:numPr>
+          <w:ilvl w:val="0"/>
+          <w:numId w:val="1003"/>
+        </w:numPr>
+        <w:pStyle w:val="Compact"/>
+      </w:pPr>
+      <w:r>
+        <w:t xml:space="preserve">Welche Darstellung ist für welche Zielgruppe geeigneter?</w:t>
+      </w:r>
+    </w:p>
     <w:bookmarkEnd w:id="22"/>
     <w:bookmarkStart w:id="23" w:name="d-software-auswählen"/>
     <w:p>
@@ -282,7 +306,7 @@
         <w:pStyle w:val="FirstParagraph"/>
       </w:pPr>
       <w:r>
-        <w:t xml:space="preserve">Ordne eine Softwareart zu: Textverarbeitung, Präsentation, Tabellenkalkulation, Grafik, Audio/Video.</w:t>
+        <w:t xml:space="preserve">Ordne eine Softwareart zu: Textverarbeitung, Präsentation, Tabellenkalkulation, Grafik, Audio/Video, browserbasierte Anwendung.</w:t>
       </w:r>
     </w:p>
     <w:p>
@@ -345,61 +369,52 @@
         <w:t xml:space="preserve">Interview schneiden</w:t>
       </w:r>
     </w:p>
-    <w:bookmarkEnd w:id="23"/>
-    <w:bookmarkStart w:id="24" w:name="e-automatisierung"/>
     <w:p>
       <w:pPr>
-        <w:pStyle w:val="Heading2"/>
+        <w:numPr>
+          <w:ilvl w:val="0"/>
+          <w:numId w:val="1004"/>
+        </w:numPr>
+        <w:pStyle w:val="Compact"/>
       </w:pPr>
       <w:r>
-        <w:t xml:space="preserve">E – Automatisierung</w:t>
+        <w:t xml:space="preserve">Umfrage online durchführen</w:t>
       </w:r>
     </w:p>
     <w:p>
       <w:pPr>
-        <w:pStyle w:val="FirstParagraph"/>
+        <w:numPr>
+          <w:ilvl w:val="0"/>
+          <w:numId w:val="1004"/>
+        </w:numPr>
+        <w:pStyle w:val="Compact"/>
       </w:pPr>
       <w:r>
-        <w:t xml:space="preserve">Sammelt Funktionen von Programmen, die Arbeit automatisch übernehmen. Entscheidet anschließend: Was wird automatisiert, welche Entscheidung muss trotzdem der Mensch treffen?</w:t>
+        <w:t xml:space="preserve">Messwerte als Diagramm darstellen</w:t>
+      </w:r>
+    </w:p>
+    <w:bookmarkEnd w:id="23"/>
+    <w:bookmarkStart w:id="24" w:name="e-automatisierung-beschreiben"/>
+    <w:p>
+      <w:pPr>
+        <w:pStyle w:val="Heading2"/>
+      </w:pPr>
+      <w:r>
+        <w:t xml:space="preserve">E – Automatisierung beschreiben</w:t>
       </w:r>
     </w:p>
     <w:p>
+      <w:pPr>
+        <w:pStyle w:val="FirstParagraph"/>
+      </w:pPr>
       <w:r>
-        <w:br w:type="page"/>
-      </w:r>
-    </w:p>
-    <w:bookmarkEnd w:id="24"/>
-    <w:bookmarkEnd w:id="25"/>
-    <w:bookmarkStart w:id="31" w:name="X525cf8bcd3961efaef9aea327fd82665bc1cdc5"/>
-    <w:p>
-      <w:pPr>
-        <w:pStyle w:val="Heading1"/>
-      </w:pPr>
-      <w:r>
-        <w:t xml:space="preserve">Material M04–06 – Objekte, Klassen und Datenrechte</w:t>
-      </w:r>
-    </w:p>
-    <w:bookmarkStart w:id="26" w:name="a-objekte-untersuchen"/>
-    <w:p>
-      <w:pPr>
-        <w:pStyle w:val="Heading2"/>
-      </w:pPr>
-      <w:r>
-        <w:t xml:space="preserve">A – Objekte untersuchen</w:t>
-      </w:r>
-    </w:p>
-    <w:p>
-      <w:pPr>
-        <w:pStyle w:val="FirstParagraph"/>
-      </w:pPr>
-      <w:r>
-        <w:t xml:space="preserve">Öffne eine Präsentation oder ein anderes bekanntes Dokument. Wähle drei unterschiedliche Objekte und notiere:</w:t>
+        <w:t xml:space="preserve">Sammelt Funktionen von Programmen, die Arbeit automatisch übernehmen. Beschreibt eine Funktion nach diesem Muster:</w:t>
       </w:r>
     </w:p>
     <w:tbl>
       <w:tblPr>
         <w:tblStyle w:val="Table"/>
-        <w:tblW w:type="auto" w:w="0"/>
+        <w:tblW w:type="pct" w:w="5000"/>
         <w:tblLook w:firstRow="1" w:lastRow="0" w:firstColumn="0" w:lastColumn="0" w:noHBand="0" w:noVBand="0" w:val="0020"/>
         <w:jc w:val="start"/>
       </w:tblPr>
@@ -421,7 +436,228 @@
               <w:jc w:val="left"/>
             </w:pPr>
             <w:r>
+              <w:t xml:space="preserve">Eingabe</w:t>
+            </w:r>
+          </w:p>
+        </w:tc>
+        <w:tc>
+          <w:tcPr/>
+          <w:p>
+            <w:pPr>
+              <w:pStyle w:val="Compact"/>
+              <w:jc w:val="left"/>
+            </w:pPr>
+            <w:r>
+              <w:t xml:space="preserve">Automatische Verarbeitung</w:t>
+            </w:r>
+          </w:p>
+        </w:tc>
+        <w:tc>
+          <w:tcPr/>
+          <w:p>
+            <w:pPr>
+              <w:pStyle w:val="Compact"/>
+              <w:jc w:val="left"/>
+            </w:pPr>
+            <w:r>
+              <w:t xml:space="preserve">Ergebnis</w:t>
+            </w:r>
+          </w:p>
+        </w:tc>
+        <w:tc>
+          <w:tcPr/>
+          <w:p>
+            <w:pPr>
+              <w:pStyle w:val="Compact"/>
+              <w:jc w:val="left"/>
+            </w:pPr>
+            <w:r>
+              <w:t xml:space="preserve">Menschliche Entscheidung</w:t>
+            </w:r>
+          </w:p>
+        </w:tc>
+      </w:tr>
+      <w:tr>
+        <w:tc>
+          <w:tcPr/>
+          <w:p>
+            <w:pPr>
+              <w:pStyle w:val="Compact"/>
+            </w:pPr>
+          </w:p>
+        </w:tc>
+        <w:tc>
+          <w:tcPr/>
+          <w:p>
+            <w:pPr>
+              <w:pStyle w:val="Compact"/>
+            </w:pPr>
+          </w:p>
+        </w:tc>
+        <w:tc>
+          <w:tcPr/>
+          <w:p>
+            <w:pPr>
+              <w:pStyle w:val="Compact"/>
+            </w:pPr>
+          </w:p>
+        </w:tc>
+        <w:tc>
+          <w:tcPr/>
+          <w:p>
+            <w:pPr>
+              <w:pStyle w:val="Compact"/>
+            </w:pPr>
+          </w:p>
+        </w:tc>
+      </w:tr>
+    </w:tbl>
+    <w:p>
+      <w:pPr>
+        <w:pStyle w:val="BodyText"/>
+      </w:pPr>
+      <w:r>
+        <w:t xml:space="preserve">Beispiele: Rechtschreibprüfung, automatische Summe, Layoutvorlage, Untertitelvorschlag, Sortieren einer Tabelle.</w:t>
+      </w:r>
+    </w:p>
+    <w:bookmarkEnd w:id="24"/>
+    <w:bookmarkStart w:id="25" w:name="f-medien-kritisch-prüfen"/>
+    <w:p>
+      <w:pPr>
+        <w:pStyle w:val="Heading2"/>
+      </w:pPr>
+      <w:r>
+        <w:t xml:space="preserve">F – Medien kritisch prüfen</w:t>
+      </w:r>
+    </w:p>
+    <w:p>
+      <w:pPr>
+        <w:pStyle w:val="FirstParagraph"/>
+      </w:pPr>
+      <w:r>
+        <w:t xml:space="preserve">Ein kurzer Clip im Internet zeigt angeblich ein Ereignis an eurer Schule. Prüft:</w:t>
+      </w:r>
+    </w:p>
+    <w:p>
+      <w:pPr>
+        <w:numPr>
+          <w:ilvl w:val="0"/>
+          <w:numId w:val="1005"/>
+        </w:numPr>
+        <w:pStyle w:val="Compact"/>
+      </w:pPr>
+      <w:r>
+        <w:t xml:space="preserve">Welche Informationen liefert der Clip selbst?</w:t>
+      </w:r>
+    </w:p>
+    <w:p>
+      <w:pPr>
+        <w:numPr>
+          <w:ilvl w:val="0"/>
+          <w:numId w:val="1005"/>
+        </w:numPr>
+        <w:pStyle w:val="Compact"/>
+      </w:pPr>
+      <w:r>
+        <w:t xml:space="preserve">Welche Quellen oder Zusatzinformationen fehlen?</w:t>
+      </w:r>
+    </w:p>
+    <w:p>
+      <w:pPr>
+        <w:numPr>
+          <w:ilvl w:val="0"/>
+          <w:numId w:val="1005"/>
+        </w:numPr>
+        <w:pStyle w:val="Compact"/>
+      </w:pPr>
+      <w:r>
+        <w:t xml:space="preserve">Woran könnte man erkennen, ob Bild, Ton oder Kontext verändert wurden?</w:t>
+      </w:r>
+    </w:p>
+    <w:p>
+      <w:pPr>
+        <w:numPr>
+          <w:ilvl w:val="0"/>
+          <w:numId w:val="1005"/>
+        </w:numPr>
+        <w:pStyle w:val="Compact"/>
+      </w:pPr>
+      <w:r>
+        <w:t xml:space="preserve">Was sollte man tun, bevor man den Clip weiterleitet?</w:t>
+      </w:r>
+    </w:p>
+    <w:p>
+      <w:r>
+        <w:br w:type="page"/>
+      </w:r>
+    </w:p>
+    <w:bookmarkEnd w:id="25"/>
+    <w:bookmarkEnd w:id="26"/>
+    <w:bookmarkStart w:id="34" w:name="X525cf8bcd3961efaef9aea327fd82665bc1cdc5"/>
+    <w:p>
+      <w:pPr>
+        <w:pStyle w:val="Heading1"/>
+      </w:pPr>
+      <w:r>
+        <w:t xml:space="preserve">Material M04–06 – Objekte, Klassen und Datenrechte</w:t>
+      </w:r>
+    </w:p>
+    <w:bookmarkStart w:id="27" w:name="a-objekte-untersuchen"/>
+    <w:p>
+      <w:pPr>
+        <w:pStyle w:val="Heading2"/>
+      </w:pPr>
+      <w:r>
+        <w:t xml:space="preserve">A – Objekte untersuchen</w:t>
+      </w:r>
+    </w:p>
+    <w:p>
+      <w:pPr>
+        <w:pStyle w:val="FirstParagraph"/>
+      </w:pPr>
+      <w:r>
+        <w:t xml:space="preserve">Öffne eine Präsentation oder ein anderes bekanntes Dokument. Wähle drei unterschiedliche Objekte und notiere:</w:t>
+      </w:r>
+    </w:p>
+    <w:tbl>
+      <w:tblPr>
+        <w:tblStyle w:val="Table"/>
+        <w:tblW w:type="pct" w:w="5000"/>
+        <w:tblLook w:firstRow="1" w:lastRow="0" w:firstColumn="0" w:lastColumn="0" w:noHBand="0" w:noVBand="0" w:val="0020"/>
+        <w:jc w:val="start"/>
+      </w:tblPr>
+      <w:tblGrid>
+        <w:gridCol w:w="1584"/>
+        <w:gridCol w:w="1584"/>
+        <w:gridCol w:w="1584"/>
+        <w:gridCol w:w="1584"/>
+        <w:gridCol w:w="1584"/>
+      </w:tblGrid>
+      <w:tr>
+        <w:trPr>
+          <w:tblHeader w:val="true"/>
+        </w:trPr>
+        <w:tc>
+          <w:tcPr/>
+          <w:p>
+            <w:pPr>
+              <w:pStyle w:val="Compact"/>
+              <w:jc w:val="left"/>
+            </w:pPr>
+            <w:r>
               <w:t xml:space="preserve">Objekt</w:t>
+            </w:r>
+          </w:p>
+        </w:tc>
+        <w:tc>
+          <w:tcPr/>
+          <w:p>
+            <w:pPr>
+              <w:pStyle w:val="Compact"/>
+              <w:jc w:val="left"/>
+            </w:pPr>
+            <w:r>
+              <w:t xml:space="preserve">mögliche Klasse</w:t>
             </w:r>
           </w:p>
         </w:tc>
@@ -495,8 +731,24 @@
             </w:pPr>
           </w:p>
         </w:tc>
+        <w:tc>
+          <w:tcPr/>
+          <w:p>
+            <w:pPr>
+              <w:pStyle w:val="Compact"/>
+            </w:pPr>
+          </w:p>
+        </w:tc>
       </w:tr>
       <w:tr>
+        <w:tc>
+          <w:tcPr/>
+          <w:p>
+            <w:pPr>
+              <w:pStyle w:val="Compact"/>
+            </w:pPr>
+          </w:p>
+        </w:tc>
         <w:tc>
           <w:tcPr/>
           <w:p>
@@ -563,10 +815,18 @@
             </w:pPr>
           </w:p>
         </w:tc>
+        <w:tc>
+          <w:tcPr/>
+          <w:p>
+            <w:pPr>
+              <w:pStyle w:val="Compact"/>
+            </w:pPr>
+          </w:p>
+        </w:tc>
       </w:tr>
     </w:tbl>
-    <w:bookmarkEnd w:id="26"/>
-    <w:bookmarkStart w:id="27" w:name="b-klasse-bilden"/>
+    <w:bookmarkEnd w:id="27"/>
+    <w:bookmarkStart w:id="28" w:name="b-klasse-bilden"/>
     <w:p>
       <w:pPr>
         <w:pStyle w:val="Heading2"/>
@@ -587,7 +847,7 @@
       <w:pPr>
         <w:numPr>
           <w:ilvl w:val="0"/>
-          <w:numId w:val="1005"/>
+          <w:numId w:val="1006"/>
         </w:numPr>
         <w:pStyle w:val="Compact"/>
       </w:pPr>
@@ -599,7 +859,7 @@
       <w:pPr>
         <w:numPr>
           <w:ilvl w:val="0"/>
-          <w:numId w:val="1005"/>
+          <w:numId w:val="1006"/>
         </w:numPr>
         <w:pStyle w:val="Compact"/>
       </w:pPr>
@@ -611,7 +871,7 @@
       <w:pPr>
         <w:numPr>
           <w:ilvl w:val="0"/>
-          <w:numId w:val="1005"/>
+          <w:numId w:val="1006"/>
         </w:numPr>
         <w:pStyle w:val="Compact"/>
       </w:pPr>
@@ -642,14 +902,37 @@
         <w:t xml:space="preserve">mit mindestens drei Attributen. Welche Angaben sind konkrete Attributwerte?</w:t>
       </w:r>
     </w:p>
-    <w:bookmarkEnd w:id="27"/>
-    <w:bookmarkStart w:id="28" w:name="c-objekt-oder-verwaltung"/>
     <w:p>
       <w:pPr>
+        <w:pStyle w:val="BodyText"/>
+      </w:pPr>
+      <w:r>
+        <w:t xml:space="preserve">Ergänze außerdem: Warum ändert sich die Klasse</w:t>
+      </w:r>
+      <w:r>
+        <w:t xml:space="preserve"> </w:t>
+      </w:r>
+      <w:r>
+        <w:rPr>
+          <w:rStyle w:val="VerbatimChar"/>
+        </w:rPr>
+        <w:t xml:space="preserve">Fahrrad</w:t>
+      </w:r>
+      <w:r>
+        <w:t xml:space="preserve"> </w:t>
+      </w:r>
+      <w:r>
+        <w:t xml:space="preserve">nicht, wenn ein konkretes Fahrrad neu lackiert wird?</w:t>
+      </w:r>
+    </w:p>
+    <w:bookmarkEnd w:id="28"/>
+    <w:bookmarkStart w:id="29" w:name="c-objektzustand-oder-objektverwaltung"/>
+    <w:p>
+      <w:pPr>
         <w:pStyle w:val="Heading2"/>
       </w:pPr>
       <w:r>
-        <w:t xml:space="preserve">C – Objekt oder Verwaltung?</w:t>
+        <w:t xml:space="preserve">C – Objektzustand oder Objektverwaltung?</w:t>
       </w:r>
     </w:p>
     <w:p>
@@ -664,7 +947,7 @@
       <w:pPr>
         <w:numPr>
           <w:ilvl w:val="0"/>
-          <w:numId w:val="1006"/>
+          <w:numId w:val="1007"/>
         </w:numPr>
         <w:pStyle w:val="Compact"/>
       </w:pPr>
@@ -676,7 +959,7 @@
       <w:pPr>
         <w:numPr>
           <w:ilvl w:val="0"/>
-          <w:numId w:val="1006"/>
+          <w:numId w:val="1007"/>
         </w:numPr>
         <w:pStyle w:val="Compact"/>
       </w:pPr>
@@ -688,7 +971,7 @@
       <w:pPr>
         <w:numPr>
           <w:ilvl w:val="0"/>
-          <w:numId w:val="1006"/>
+          <w:numId w:val="1007"/>
         </w:numPr>
         <w:pStyle w:val="Compact"/>
       </w:pPr>
@@ -700,7 +983,7 @@
       <w:pPr>
         <w:numPr>
           <w:ilvl w:val="0"/>
-          <w:numId w:val="1006"/>
+          <w:numId w:val="1007"/>
         </w:numPr>
         <w:pStyle w:val="Compact"/>
       </w:pPr>
@@ -712,7 +995,7 @@
       <w:pPr>
         <w:numPr>
           <w:ilvl w:val="0"/>
-          <w:numId w:val="1006"/>
+          <w:numId w:val="1007"/>
         </w:numPr>
         <w:pStyle w:val="Compact"/>
       </w:pPr>
@@ -722,20 +1005,352 @@
     </w:p>
     <w:p>
       <w:pPr>
-        <w:pStyle w:val="FirstParagraph"/>
+        <w:numPr>
+          <w:ilvl w:val="0"/>
+          <w:numId w:val="1007"/>
+        </w:numPr>
+        <w:pStyle w:val="Compact"/>
       </w:pPr>
       <w:r>
-        <w:t xml:space="preserve">Unterscheide Änderung eines Attributwerts von Erstellen/Kopieren/Löschen.</w:t>
+        <w:t xml:space="preserve">Farbe eines Textfelds ändern</w:t>
       </w:r>
     </w:p>
-    <w:bookmarkEnd w:id="28"/>
-    <w:bookmarkStart w:id="29" w:name="d-fallkarten-datenrechte"/>
     <w:p>
       <w:pPr>
+        <w:numPr>
+          <w:ilvl w:val="0"/>
+          <w:numId w:val="1007"/>
+        </w:numPr>
+        <w:pStyle w:val="Compact"/>
+      </w:pPr>
+      <w:r>
+        <w:t xml:space="preserve">Tabelle duplizieren</w:t>
+      </w:r>
+    </w:p>
+    <w:p>
+      <w:pPr>
+        <w:pStyle w:val="FirstParagraph"/>
+      </w:pPr>
+      <w:r>
+        <w:t xml:space="preserve">Unterscheide Änderung eines Attributwerts von Erstellen/Kopieren/Löschen eines Objekts.</w:t>
+      </w:r>
+    </w:p>
+    <w:bookmarkEnd w:id="29"/>
+    <w:bookmarkStart w:id="30" w:name="d-inhaltsdaten-und-metadaten"/>
+    <w:p>
+      <w:pPr>
         <w:pStyle w:val="Heading2"/>
       </w:pPr>
       <w:r>
-        <w:t xml:space="preserve">D – Fallkarten Datenrechte</w:t>
+        <w:t xml:space="preserve">D – Inhaltsdaten und Metadaten</w:t>
+      </w:r>
+    </w:p>
+    <w:p>
+      <w:pPr>
+        <w:pStyle w:val="FirstParagraph"/>
+      </w:pPr>
+      <w:r>
+        <w:t xml:space="preserve">Ein Foto wird in einer Präsentation verwendet. Trenne:</w:t>
+      </w:r>
+    </w:p>
+    <w:tbl>
+      <w:tblPr>
+        <w:tblStyle w:val="Table"/>
+        <w:tblW w:type="auto" w:w="0"/>
+        <w:tblLook w:firstRow="1" w:lastRow="0" w:firstColumn="0" w:lastColumn="0" w:noHBand="0" w:noVBand="0" w:val="0020"/>
+        <w:jc w:val="start"/>
+      </w:tblPr>
+      <w:tblGrid>
+        <w:gridCol w:w="2640"/>
+        <w:gridCol w:w="2640"/>
+        <w:gridCol w:w="2640"/>
+      </w:tblGrid>
+      <w:tr>
+        <w:trPr>
+          <w:tblHeader w:val="true"/>
+        </w:trPr>
+        <w:tc>
+          <w:tcPr/>
+          <w:p>
+            <w:pPr>
+              <w:pStyle w:val="Compact"/>
+              <w:jc w:val="left"/>
+            </w:pPr>
+            <w:r>
+              <w:t xml:space="preserve">Beispiel</w:t>
+            </w:r>
+          </w:p>
+        </w:tc>
+        <w:tc>
+          <w:tcPr/>
+          <w:p>
+            <w:pPr>
+              <w:pStyle w:val="Compact"/>
+              <w:jc w:val="left"/>
+            </w:pPr>
+            <w:r>
+              <w:t xml:space="preserve">Inhaltsdaten oder Metadaten?</w:t>
+            </w:r>
+          </w:p>
+        </w:tc>
+        <w:tc>
+          <w:tcPr/>
+          <w:p>
+            <w:pPr>
+              <w:pStyle w:val="Compact"/>
+              <w:jc w:val="left"/>
+            </w:pPr>
+            <w:r>
+              <w:t xml:space="preserve">Warum?</w:t>
+            </w:r>
+          </w:p>
+        </w:tc>
+      </w:tr>
+      <w:tr>
+        <w:tc>
+          <w:tcPr/>
+          <w:p>
+            <w:pPr>
+              <w:pStyle w:val="Compact"/>
+              <w:jc w:val="left"/>
+            </w:pPr>
+            <w:r>
+              <w:t xml:space="preserve">sichtbare Personen</w:t>
+            </w:r>
+          </w:p>
+        </w:tc>
+        <w:tc>
+          <w:tcPr/>
+          <w:p>
+            <w:pPr>
+              <w:pStyle w:val="Compact"/>
+            </w:pPr>
+          </w:p>
+        </w:tc>
+        <w:tc>
+          <w:tcPr/>
+          <w:p>
+            <w:pPr>
+              <w:pStyle w:val="Compact"/>
+            </w:pPr>
+          </w:p>
+        </w:tc>
+      </w:tr>
+      <w:tr>
+        <w:tc>
+          <w:tcPr/>
+          <w:p>
+            <w:pPr>
+              <w:pStyle w:val="Compact"/>
+              <w:jc w:val="left"/>
+            </w:pPr>
+            <w:r>
+              <w:t xml:space="preserve">Aufnahmedatum</w:t>
+            </w:r>
+          </w:p>
+        </w:tc>
+        <w:tc>
+          <w:tcPr/>
+          <w:p>
+            <w:pPr>
+              <w:pStyle w:val="Compact"/>
+            </w:pPr>
+          </w:p>
+        </w:tc>
+        <w:tc>
+          <w:tcPr/>
+          <w:p>
+            <w:pPr>
+              <w:pStyle w:val="Compact"/>
+            </w:pPr>
+          </w:p>
+        </w:tc>
+      </w:tr>
+      <w:tr>
+        <w:tc>
+          <w:tcPr/>
+          <w:p>
+            <w:pPr>
+              <w:pStyle w:val="Compact"/>
+              <w:jc w:val="left"/>
+            </w:pPr>
+            <w:r>
+              <w:t xml:space="preserve">Dateigröße</w:t>
+            </w:r>
+          </w:p>
+        </w:tc>
+        <w:tc>
+          <w:tcPr/>
+          <w:p>
+            <w:pPr>
+              <w:pStyle w:val="Compact"/>
+            </w:pPr>
+          </w:p>
+        </w:tc>
+        <w:tc>
+          <w:tcPr/>
+          <w:p>
+            <w:pPr>
+              <w:pStyle w:val="Compact"/>
+            </w:pPr>
+          </w:p>
+        </w:tc>
+      </w:tr>
+      <w:tr>
+        <w:tc>
+          <w:tcPr/>
+          <w:p>
+            <w:pPr>
+              <w:pStyle w:val="Compact"/>
+              <w:jc w:val="left"/>
+            </w:pPr>
+            <w:r>
+              <w:t xml:space="preserve">sichtbarer Text auf einem Schild</w:t>
+            </w:r>
+          </w:p>
+        </w:tc>
+        <w:tc>
+          <w:tcPr/>
+          <w:p>
+            <w:pPr>
+              <w:pStyle w:val="Compact"/>
+            </w:pPr>
+          </w:p>
+        </w:tc>
+        <w:tc>
+          <w:tcPr/>
+          <w:p>
+            <w:pPr>
+              <w:pStyle w:val="Compact"/>
+            </w:pPr>
+          </w:p>
+        </w:tc>
+      </w:tr>
+      <w:tr>
+        <w:tc>
+          <w:tcPr/>
+          <w:p>
+            <w:pPr>
+              <w:pStyle w:val="Compact"/>
+              <w:jc w:val="left"/>
+            </w:pPr>
+            <w:r>
+              <w:t xml:space="preserve">Aufnahmeort</w:t>
+            </w:r>
+          </w:p>
+        </w:tc>
+        <w:tc>
+          <w:tcPr/>
+          <w:p>
+            <w:pPr>
+              <w:pStyle w:val="Compact"/>
+            </w:pPr>
+          </w:p>
+        </w:tc>
+        <w:tc>
+          <w:tcPr/>
+          <w:p>
+            <w:pPr>
+              <w:pStyle w:val="Compact"/>
+            </w:pPr>
+          </w:p>
+        </w:tc>
+      </w:tr>
+    </w:tbl>
+    <w:bookmarkEnd w:id="30"/>
+    <w:bookmarkStart w:id="31" w:name="e-dokumentenschutz"/>
+    <w:p>
+      <w:pPr>
+        <w:pStyle w:val="Heading2"/>
+      </w:pPr>
+      <w:r>
+        <w:t xml:space="preserve">E – Dokumentenschutz</w:t>
+      </w:r>
+    </w:p>
+    <w:p>
+      <w:pPr>
+        <w:pStyle w:val="FirstParagraph"/>
+      </w:pPr>
+      <w:r>
+        <w:t xml:space="preserve">Wähle ein digitales Dokument aus dem Unterricht. Entscheide, welche Schutzmaßnahme passt:</w:t>
+      </w:r>
+    </w:p>
+    <w:p>
+      <w:pPr>
+        <w:numPr>
+          <w:ilvl w:val="0"/>
+          <w:numId w:val="1008"/>
+        </w:numPr>
+        <w:pStyle w:val="Compact"/>
+      </w:pPr>
+      <w:r>
+        <w:t xml:space="preserve">nur Lesen erlauben</w:t>
+      </w:r>
+    </w:p>
+    <w:p>
+      <w:pPr>
+        <w:numPr>
+          <w:ilvl w:val="0"/>
+          <w:numId w:val="1008"/>
+        </w:numPr>
+        <w:pStyle w:val="Compact"/>
+      </w:pPr>
+      <w:r>
+        <w:t xml:space="preserve">Freigabe nur für bestimmte Personen</w:t>
+      </w:r>
+    </w:p>
+    <w:p>
+      <w:pPr>
+        <w:numPr>
+          <w:ilvl w:val="0"/>
+          <w:numId w:val="1008"/>
+        </w:numPr>
+        <w:pStyle w:val="Compact"/>
+      </w:pPr>
+      <w:r>
+        <w:t xml:space="preserve">regelmäßiges Backup</w:t>
+      </w:r>
+    </w:p>
+    <w:p>
+      <w:pPr>
+        <w:numPr>
+          <w:ilvl w:val="0"/>
+          <w:numId w:val="1008"/>
+        </w:numPr>
+        <w:pStyle w:val="Compact"/>
+      </w:pPr>
+      <w:r>
+        <w:t xml:space="preserve">sinnvolle Versionierung</w:t>
+      </w:r>
+    </w:p>
+    <w:p>
+      <w:pPr>
+        <w:numPr>
+          <w:ilvl w:val="0"/>
+          <w:numId w:val="1008"/>
+        </w:numPr>
+        <w:pStyle w:val="Compact"/>
+      </w:pPr>
+      <w:r>
+        <w:t xml:space="preserve">persönliche Daten vor Veröffentlichung entfernen</w:t>
+      </w:r>
+    </w:p>
+    <w:p>
+      <w:pPr>
+        <w:pStyle w:val="FirstParagraph"/>
+      </w:pPr>
+      <w:r>
+        <w:t xml:space="preserve">Begründe jeweils, was geschützt wird.</w:t>
+      </w:r>
+    </w:p>
+    <w:bookmarkEnd w:id="31"/>
+    <w:bookmarkStart w:id="32" w:name="f-fallkarten-datenrechte"/>
+    <w:p>
+      <w:pPr>
+        <w:pStyle w:val="Heading2"/>
+      </w:pPr>
+      <w:r>
+        <w:t xml:space="preserve">F – Fallkarten Datenrechte</w:t>
       </w:r>
     </w:p>
     <w:p>
@@ -750,7 +1365,7 @@
       <w:pPr>
         <w:numPr>
           <w:ilvl w:val="0"/>
-          <w:numId w:val="1007"/>
+          <w:numId w:val="1009"/>
         </w:numPr>
         <w:pStyle w:val="Compact"/>
       </w:pPr>
@@ -762,7 +1377,7 @@
       <w:pPr>
         <w:numPr>
           <w:ilvl w:val="0"/>
-          <w:numId w:val="1007"/>
+          <w:numId w:val="1009"/>
         </w:numPr>
         <w:pStyle w:val="Compact"/>
       </w:pPr>
@@ -774,7 +1389,7 @@
       <w:pPr>
         <w:numPr>
           <w:ilvl w:val="0"/>
-          <w:numId w:val="1007"/>
+          <w:numId w:val="1009"/>
         </w:numPr>
         <w:pStyle w:val="Compact"/>
       </w:pPr>
@@ -786,7 +1401,7 @@
       <w:pPr>
         <w:numPr>
           <w:ilvl w:val="0"/>
-          <w:numId w:val="1007"/>
+          <w:numId w:val="1009"/>
         </w:numPr>
         <w:pStyle w:val="Compact"/>
       </w:pPr>
@@ -794,22 +1409,46 @@
         <w:t xml:space="preserve">Ein Bild mit klarer freier Lizenz verwenden und die Quelle nennen.</w:t>
       </w:r>
     </w:p>
-    <w:bookmarkEnd w:id="29"/>
-    <w:bookmarkStart w:id="30" w:name="e-transfer"/>
     <w:p>
       <w:pPr>
-        <w:pStyle w:val="Heading2"/>
+        <w:numPr>
+          <w:ilvl w:val="0"/>
+          <w:numId w:val="1009"/>
+        </w:numPr>
+        <w:pStyle w:val="Compact"/>
       </w:pPr>
       <w:r>
-        <w:t xml:space="preserve">E – Transfer</w:t>
+        <w:t xml:space="preserve">Einen KI-generierten Text als eigene Leistung abgeben.</w:t>
       </w:r>
     </w:p>
     <w:p>
       <w:pPr>
+        <w:numPr>
+          <w:ilvl w:val="0"/>
+          <w:numId w:val="1009"/>
+        </w:numPr>
+        <w:pStyle w:val="Compact"/>
+      </w:pPr>
+      <w:r>
+        <w:t xml:space="preserve">Ein Bildausschnitt so verändern, dass ein falscher Eindruck entsteht.</w:t>
+      </w:r>
+    </w:p>
+    <w:bookmarkEnd w:id="32"/>
+    <w:bookmarkStart w:id="33" w:name="g-transfer"/>
+    <w:p>
+      <w:pPr>
+        <w:pStyle w:val="Heading2"/>
+      </w:pPr>
+      <w:r>
+        <w:t xml:space="preserve">G – Transfer</w:t>
+      </w:r>
+    </w:p>
+    <w:p>
+      <w:pPr>
         <w:pStyle w:val="FirstParagraph"/>
       </w:pPr>
       <w:r>
-        <w:t xml:space="preserve">Beschreibe eine Scratch-Figur nach dem Modell:</w:t>
+        <w:t xml:space="preserve">Beschreibe ein Objekt aus einer Anwendung nach dem Modell:</w:t>
       </w:r>
     </w:p>
     <w:p>
@@ -831,11 +1470,11 @@
         <w:pStyle w:val="BodyText"/>
       </w:pPr>
       <w:r>
-        <w:t xml:space="preserve">Welche Begriffe kennst du bereits aus der Programmierung?</w:t>
+        <w:t xml:space="preserve">Beispiel: Bild in Präsentation, Tabellenzelle, Textfeld, Folie, Audioausschnitt.</w:t>
       </w:r>
     </w:p>
-    <w:bookmarkEnd w:id="30"/>
-    <w:bookmarkEnd w:id="31"/>
+    <w:bookmarkEnd w:id="33"/>
+    <w:bookmarkEnd w:id="34"/>
     <w:sectPr>
       <w:headerReference r:id="rId9" w:type="default"/>
       <w:footerReference r:id="rId11" w:type="default"/>
@@ -866,7 +1505,7 @@
       <w:rPr>
         <w:sz w:val="16"/>
       </w:rPr>
-      <w:t>Unterrichtsmaterial Oberschule Sachsen · Version v0.4.0-356-g3db0967-dirty · Build 17.08.2026</w:t>
+      <w:t>Unterrichtsmaterial Oberschule Sachsen · Version v0.4.0-376-gf442749-dirty · Build 17.08.2026</w:t>
     </w:r>
   </w:p>
 </w:ftr>
@@ -1407,12 +2046,45 @@
     <w:abstractNumId w:val="991"/>
   </w:num>
   <w:num w:numId="1005">
-    <w:abstractNumId w:val="991"/>
+    <w:abstractNumId w:val="99411"/>
+    <w:lvlOverride w:ilvl="0">
+      <w:startOverride w:val="1"/>
+    </w:lvlOverride>
+    <w:lvlOverride w:ilvl="1">
+      <w:startOverride w:val="1"/>
+    </w:lvlOverride>
+    <w:lvlOverride w:ilvl="2">
+      <w:startOverride w:val="1"/>
+    </w:lvlOverride>
+    <w:lvlOverride w:ilvl="3">
+      <w:startOverride w:val="1"/>
+    </w:lvlOverride>
+    <w:lvlOverride w:ilvl="4">
+      <w:startOverride w:val="1"/>
+    </w:lvlOverride>
+    <w:lvlOverride w:ilvl="5">
+      <w:startOverride w:val="1"/>
+    </w:lvlOverride>
+    <w:lvlOverride w:ilvl="6">
+      <w:startOverride w:val="1"/>
+    </w:lvlOverride>
+    <w:lvlOverride w:ilvl="7">
+      <w:startOverride w:val="1"/>
+    </w:lvlOverride>
+    <w:lvlOverride w:ilvl="8">
+      <w:startOverride w:val="1"/>
+    </w:lvlOverride>
   </w:num>
   <w:num w:numId="1006">
     <w:abstractNumId w:val="991"/>
   </w:num>
   <w:num w:numId="1007">
+    <w:abstractNumId w:val="991"/>
+  </w:num>
+  <w:num w:numId="1008">
+    <w:abstractNumId w:val="991"/>
+  </w:num>
+  <w:num w:numId="1009">
     <w:abstractNumId w:val="99411"/>
     <w:lvlOverride w:ilvl="0">
       <w:startOverride w:val="1"/>

--- a/Ausgabe/Klasse_7/02_Repraesentation_von_Daten/03_Material.docx
+++ b/Ausgabe/Klasse_7/02_Repraesentation_von_Daten/03_Material.docx
@@ -834,8 +834,535 @@
         <w:t xml:space="preserve">Welche Begriffe kennst du bereits aus der Programmierung?</w:t>
       </w:r>
     </w:p>
+    <w:p>
+      <w:r>
+        <w:br w:type="page"/>
+      </w:r>
+    </w:p>
     <w:bookmarkEnd w:id="30"/>
     <w:bookmarkEnd w:id="31"/>
+    <w:bookmarkStart w:id="37" w:name="X5375db942f91b1623703a3e0aea5d056ecdbd2c"/>
+    <w:p>
+      <w:pPr>
+        <w:pStyle w:val="Heading1"/>
+      </w:pPr>
+      <w:r>
+        <w:t xml:space="preserve">Material – Metadaten, Dokumentenschutz und Manipulation</w:t>
+      </w:r>
+    </w:p>
+    <w:bookmarkStart w:id="32" w:name="a-inhaltsdaten-oder-metadaten"/>
+    <w:p>
+      <w:pPr>
+        <w:pStyle w:val="Heading2"/>
+      </w:pPr>
+      <w:r>
+        <w:t xml:space="preserve">A – Inhaltsdaten oder Metadaten?</w:t>
+      </w:r>
+    </w:p>
+    <w:p>
+      <w:pPr>
+        <w:pStyle w:val="FirstParagraph"/>
+      </w:pPr>
+      <w:r>
+        <w:t xml:space="preserve">Ordne zu.</w:t>
+      </w:r>
+    </w:p>
+    <w:tbl>
+      <w:tblPr>
+        <w:tblStyle w:val="Table"/>
+        <w:tblW w:type="auto" w:w="0"/>
+        <w:tblLook w:firstRow="1" w:lastRow="0" w:firstColumn="0" w:lastColumn="0" w:noHBand="0" w:noVBand="0" w:val="0020"/>
+        <w:jc w:val="start"/>
+      </w:tblPr>
+      <w:tblGrid>
+        <w:gridCol w:w="2640"/>
+        <w:gridCol w:w="2640"/>
+        <w:gridCol w:w="2640"/>
+      </w:tblGrid>
+      <w:tr>
+        <w:trPr>
+          <w:tblHeader w:val="true"/>
+        </w:trPr>
+        <w:tc>
+          <w:tcPr/>
+          <w:p>
+            <w:pPr>
+              <w:pStyle w:val="Compact"/>
+              <w:jc w:val="left"/>
+            </w:pPr>
+            <w:r>
+              <w:t xml:space="preserve">Beispiel</w:t>
+            </w:r>
+          </w:p>
+        </w:tc>
+        <w:tc>
+          <w:tcPr/>
+          <w:p>
+            <w:pPr>
+              <w:pStyle w:val="Compact"/>
+              <w:jc w:val="center"/>
+            </w:pPr>
+            <w:r>
+              <w:t xml:space="preserve">Inhaltsdaten</w:t>
+            </w:r>
+          </w:p>
+        </w:tc>
+        <w:tc>
+          <w:tcPr/>
+          <w:p>
+            <w:pPr>
+              <w:pStyle w:val="Compact"/>
+              <w:jc w:val="center"/>
+            </w:pPr>
+            <w:r>
+              <w:t xml:space="preserve">Metadaten</w:t>
+            </w:r>
+          </w:p>
+        </w:tc>
+      </w:tr>
+      <w:tr>
+        <w:tc>
+          <w:tcPr/>
+          <w:p>
+            <w:pPr>
+              <w:pStyle w:val="Compact"/>
+              <w:jc w:val="left"/>
+            </w:pPr>
+            <w:r>
+              <w:t xml:space="preserve">Text einer Präsentationsfolie</w:t>
+            </w:r>
+          </w:p>
+        </w:tc>
+        <w:tc>
+          <w:tcPr/>
+          <w:p>
+            <w:pPr>
+              <w:pStyle w:val="Compact"/>
+            </w:pPr>
+          </w:p>
+        </w:tc>
+        <w:tc>
+          <w:tcPr/>
+          <w:p>
+            <w:pPr>
+              <w:pStyle w:val="Compact"/>
+            </w:pPr>
+          </w:p>
+        </w:tc>
+      </w:tr>
+      <w:tr>
+        <w:tc>
+          <w:tcPr/>
+          <w:p>
+            <w:pPr>
+              <w:pStyle w:val="Compact"/>
+              <w:jc w:val="left"/>
+            </w:pPr>
+            <w:r>
+              <w:t xml:space="preserve">Name der Autorin im Dokument</w:t>
+            </w:r>
+          </w:p>
+        </w:tc>
+        <w:tc>
+          <w:tcPr/>
+          <w:p>
+            <w:pPr>
+              <w:pStyle w:val="Compact"/>
+            </w:pPr>
+          </w:p>
+        </w:tc>
+        <w:tc>
+          <w:tcPr/>
+          <w:p>
+            <w:pPr>
+              <w:pStyle w:val="Compact"/>
+            </w:pPr>
+          </w:p>
+        </w:tc>
+      </w:tr>
+      <w:tr>
+        <w:tc>
+          <w:tcPr/>
+          <w:p>
+            <w:pPr>
+              <w:pStyle w:val="Compact"/>
+              <w:jc w:val="left"/>
+            </w:pPr>
+            <w:r>
+              <w:t xml:space="preserve">Datum der letzten Änderung</w:t>
+            </w:r>
+          </w:p>
+        </w:tc>
+        <w:tc>
+          <w:tcPr/>
+          <w:p>
+            <w:pPr>
+              <w:pStyle w:val="Compact"/>
+            </w:pPr>
+          </w:p>
+        </w:tc>
+        <w:tc>
+          <w:tcPr/>
+          <w:p>
+            <w:pPr>
+              <w:pStyle w:val="Compact"/>
+            </w:pPr>
+          </w:p>
+        </w:tc>
+      </w:tr>
+      <w:tr>
+        <w:tc>
+          <w:tcPr/>
+          <w:p>
+            <w:pPr>
+              <w:pStyle w:val="Compact"/>
+              <w:jc w:val="left"/>
+            </w:pPr>
+            <w:r>
+              <w:t xml:space="preserve">Foto in einem Bericht</w:t>
+            </w:r>
+          </w:p>
+        </w:tc>
+        <w:tc>
+          <w:tcPr/>
+          <w:p>
+            <w:pPr>
+              <w:pStyle w:val="Compact"/>
+            </w:pPr>
+          </w:p>
+        </w:tc>
+        <w:tc>
+          <w:tcPr/>
+          <w:p>
+            <w:pPr>
+              <w:pStyle w:val="Compact"/>
+            </w:pPr>
+          </w:p>
+        </w:tc>
+      </w:tr>
+      <w:tr>
+        <w:tc>
+          <w:tcPr/>
+          <w:p>
+            <w:pPr>
+              <w:pStyle w:val="Compact"/>
+              <w:jc w:val="left"/>
+            </w:pPr>
+            <w:r>
+              <w:t xml:space="preserve">GPS-Ort eines Fotos</w:t>
+            </w:r>
+          </w:p>
+        </w:tc>
+        <w:tc>
+          <w:tcPr/>
+          <w:p>
+            <w:pPr>
+              <w:pStyle w:val="Compact"/>
+            </w:pPr>
+          </w:p>
+        </w:tc>
+        <w:tc>
+          <w:tcPr/>
+          <w:p>
+            <w:pPr>
+              <w:pStyle w:val="Compact"/>
+            </w:pPr>
+          </w:p>
+        </w:tc>
+      </w:tr>
+      <w:tr>
+        <w:tc>
+          <w:tcPr/>
+          <w:p>
+            <w:pPr>
+              <w:pStyle w:val="Compact"/>
+              <w:jc w:val="left"/>
+            </w:pPr>
+            <w:r>
+              <w:t xml:space="preserve">Dateigröße</w:t>
+            </w:r>
+          </w:p>
+        </w:tc>
+        <w:tc>
+          <w:tcPr/>
+          <w:p>
+            <w:pPr>
+              <w:pStyle w:val="Compact"/>
+            </w:pPr>
+          </w:p>
+        </w:tc>
+        <w:tc>
+          <w:tcPr/>
+          <w:p>
+            <w:pPr>
+              <w:pStyle w:val="Compact"/>
+            </w:pPr>
+          </w:p>
+        </w:tc>
+      </w:tr>
+    </w:tbl>
+    <w:bookmarkEnd w:id="32"/>
+    <w:bookmarkStart w:id="33" w:name="b-dokumentenschutz"/>
+    <w:p>
+      <w:pPr>
+        <w:pStyle w:val="Heading2"/>
+      </w:pPr>
+      <w:r>
+        <w:t xml:space="preserve">B – Dokumentenschutz</w:t>
+      </w:r>
+    </w:p>
+    <w:p>
+      <w:pPr>
+        <w:pStyle w:val="FirstParagraph"/>
+      </w:pPr>
+      <w:r>
+        <w:t xml:space="preserve">Ein Dokument soll an eine Projektgruppe verteilt werden.</w:t>
+      </w:r>
+    </w:p>
+    <w:p>
+      <w:pPr>
+        <w:pStyle w:val="BodyText"/>
+      </w:pPr>
+      <w:r>
+        <w:t xml:space="preserve">Entscheide für jeden Fall, welche Einstellung sinnvoll ist:</w:t>
+      </w:r>
+    </w:p>
+    <w:p>
+      <w:pPr>
+        <w:numPr>
+          <w:ilvl w:val="0"/>
+          <w:numId w:val="1008"/>
+        </w:numPr>
+        <w:pStyle w:val="Compact"/>
+      </w:pPr>
+      <w:r>
+        <w:t xml:space="preserve">Alle dürfen nur lesen.</w:t>
+      </w:r>
+    </w:p>
+    <w:p>
+      <w:pPr>
+        <w:numPr>
+          <w:ilvl w:val="0"/>
+          <w:numId w:val="1008"/>
+        </w:numPr>
+        <w:pStyle w:val="Compact"/>
+      </w:pPr>
+      <w:r>
+        <w:t xml:space="preserve">Zwei Personen dürfen bearbeiten.</w:t>
+      </w:r>
+    </w:p>
+    <w:p>
+      <w:pPr>
+        <w:numPr>
+          <w:ilvl w:val="0"/>
+          <w:numId w:val="1008"/>
+        </w:numPr>
+        <w:pStyle w:val="Compact"/>
+      </w:pPr>
+      <w:r>
+        <w:t xml:space="preserve">Die Datei darf nicht über einen öffentlichen Link erreichbar sein.</w:t>
+      </w:r>
+    </w:p>
+    <w:p>
+      <w:pPr>
+        <w:numPr>
+          <w:ilvl w:val="0"/>
+          <w:numId w:val="1008"/>
+        </w:numPr>
+        <w:pStyle w:val="Compact"/>
+      </w:pPr>
+      <w:r>
+        <w:t xml:space="preserve">Alte Versionen sollen nachvollziehbar bleiben.</w:t>
+      </w:r>
+    </w:p>
+    <w:p>
+      <w:pPr>
+        <w:numPr>
+          <w:ilvl w:val="0"/>
+          <w:numId w:val="1008"/>
+        </w:numPr>
+        <w:pStyle w:val="Compact"/>
+      </w:pPr>
+      <w:r>
+        <w:t xml:space="preserve">Persönliche Daten sollen vor Veröffentlichung entfernt werden.</w:t>
+      </w:r>
+    </w:p>
+    <w:bookmarkEnd w:id="33"/>
+    <w:bookmarkStart w:id="34" w:name="c-manipulation-erkennen"/>
+    <w:p>
+      <w:pPr>
+        <w:pStyle w:val="Heading2"/>
+      </w:pPr>
+      <w:r>
+        <w:t xml:space="preserve">C – Manipulation erkennen</w:t>
+      </w:r>
+    </w:p>
+    <w:p>
+      <w:pPr>
+        <w:pStyle w:val="FirstParagraph"/>
+      </w:pPr>
+      <w:r>
+        <w:t xml:space="preserve">Prüfe ein digitales Medium mit diesen Fragen:</w:t>
+      </w:r>
+    </w:p>
+    <w:p>
+      <w:pPr>
+        <w:numPr>
+          <w:ilvl w:val="0"/>
+          <w:numId w:val="1009"/>
+        </w:numPr>
+        <w:pStyle w:val="Compact"/>
+      </w:pPr>
+      <w:r>
+        <w:t xml:space="preserve">Wer hat es erstellt oder veröffentlicht?</w:t>
+      </w:r>
+    </w:p>
+    <w:p>
+      <w:pPr>
+        <w:numPr>
+          <w:ilvl w:val="0"/>
+          <w:numId w:val="1009"/>
+        </w:numPr>
+        <w:pStyle w:val="Compact"/>
+      </w:pPr>
+      <w:r>
+        <w:t xml:space="preserve">Ist die Quelle vertrauenswürdig?</w:t>
+      </w:r>
+    </w:p>
+    <w:p>
+      <w:pPr>
+        <w:numPr>
+          <w:ilvl w:val="0"/>
+          <w:numId w:val="1009"/>
+        </w:numPr>
+        <w:pStyle w:val="Compact"/>
+      </w:pPr>
+      <w:r>
+        <w:t xml:space="preserve">Passt der Kontext zur Behauptung?</w:t>
+      </w:r>
+    </w:p>
+    <w:p>
+      <w:pPr>
+        <w:numPr>
+          <w:ilvl w:val="0"/>
+          <w:numId w:val="1009"/>
+        </w:numPr>
+        <w:pStyle w:val="Compact"/>
+      </w:pPr>
+      <w:r>
+        <w:t xml:space="preserve">Gibt es auffällige Bild-, Text- oder Tonfehler?</w:t>
+      </w:r>
+    </w:p>
+    <w:p>
+      <w:pPr>
+        <w:numPr>
+          <w:ilvl w:val="0"/>
+          <w:numId w:val="1009"/>
+        </w:numPr>
+        <w:pStyle w:val="Compact"/>
+      </w:pPr>
+      <w:r>
+        <w:t xml:space="preserve">Bestätigen andere Quellen die Aussage?</w:t>
+      </w:r>
+    </w:p>
+    <w:p>
+      <w:pPr>
+        <w:numPr>
+          <w:ilvl w:val="0"/>
+          <w:numId w:val="1009"/>
+        </w:numPr>
+        <w:pStyle w:val="Compact"/>
+      </w:pPr>
+      <w:r>
+        <w:t xml:space="preserve">Könnte das Medium automatisch erzeugt oder stark bearbeitet sein?</w:t>
+      </w:r>
+    </w:p>
+    <w:bookmarkEnd w:id="34"/>
+    <w:bookmarkStart w:id="35" w:name="d-zitat-oder-plagiat"/>
+    <w:p>
+      <w:pPr>
+        <w:pStyle w:val="Heading2"/>
+      </w:pPr>
+      <w:r>
+        <w:t xml:space="preserve">D – Zitat oder Plagiat?</w:t>
+      </w:r>
+    </w:p>
+    <w:p>
+      <w:pPr>
+        <w:pStyle w:val="FirstParagraph"/>
+      </w:pPr>
+      <w:r>
+        <w:t xml:space="preserve">Entscheide und begründe:</w:t>
+      </w:r>
+    </w:p>
+    <w:p>
+      <w:pPr>
+        <w:numPr>
+          <w:ilvl w:val="0"/>
+          <w:numId w:val="1010"/>
+        </w:numPr>
+        <w:pStyle w:val="Compact"/>
+      </w:pPr>
+      <w:r>
+        <w:t xml:space="preserve">Eine Schülerin übernimmt einen Absatz von einer Webseite ohne Quelle.</w:t>
+      </w:r>
+    </w:p>
+    <w:p>
+      <w:pPr>
+        <w:numPr>
+          <w:ilvl w:val="0"/>
+          <w:numId w:val="1010"/>
+        </w:numPr>
+        <w:pStyle w:val="Compact"/>
+      </w:pPr>
+      <w:r>
+        <w:t xml:space="preserve">Ein Schüler verwendet ein kurzes Zitat mit Quellenangabe, um eine Aussage zu belegen.</w:t>
+      </w:r>
+    </w:p>
+    <w:p>
+      <w:pPr>
+        <w:numPr>
+          <w:ilvl w:val="0"/>
+          <w:numId w:val="1010"/>
+        </w:numPr>
+        <w:pStyle w:val="Compact"/>
+      </w:pPr>
+      <w:r>
+        <w:t xml:space="preserve">Eine Gruppe kopiert ein Bild aus der Suche und schreibt nur „Google“ darunter.</w:t>
+      </w:r>
+    </w:p>
+    <w:p>
+      <w:pPr>
+        <w:numPr>
+          <w:ilvl w:val="0"/>
+          <w:numId w:val="1010"/>
+        </w:numPr>
+        <w:pStyle w:val="Compact"/>
+      </w:pPr>
+      <w:r>
+        <w:t xml:space="preserve">Eine Schülerin formuliert Informationen in eigenen Worten und nennt die Quelle.</w:t>
+      </w:r>
+    </w:p>
+    <w:bookmarkEnd w:id="35"/>
+    <w:bookmarkStart w:id="36" w:name="sicherung"/>
+    <w:p>
+      <w:pPr>
+        <w:pStyle w:val="Heading2"/>
+      </w:pPr>
+      <w:r>
+        <w:t xml:space="preserve">Sicherung</w:t>
+      </w:r>
+    </w:p>
+    <w:p>
+      <w:pPr>
+        <w:pStyle w:val="BlockText"/>
+      </w:pPr>
+      <w:r>
+        <w:t xml:space="preserve">Verantwortungsvolle Mediennutzung bedeutet: Inhalt, Quelle, Rechte, Metadaten und Zugriffsschutz bewusst prüfen.</w:t>
+      </w:r>
+    </w:p>
+    <w:bookmarkEnd w:id="36"/>
+    <w:bookmarkEnd w:id="37"/>
     <w:sectPr>
       <w:headerReference r:id="rId9" w:type="default"/>
       <w:footerReference r:id="rId11" w:type="default"/>
@@ -866,7 +1393,7 @@
       <w:rPr>
         <w:sz w:val="16"/>
       </w:rPr>
-      <w:t>Unterrichtsmaterial Oberschule Sachsen · Version v0.4.0-356-g3db0967-dirty · Build 17.08.2026</w:t>
+      <w:t>Unterrichtsmaterial Oberschule Sachsen · Version v0.4.0-376-g6ba679b-dirty · Build 17.08.2026</w:t>
     </w:r>
   </w:p>
 </w:ftr>
@@ -1413,6 +1940,96 @@
     <w:abstractNumId w:val="991"/>
   </w:num>
   <w:num w:numId="1007">
+    <w:abstractNumId w:val="99411"/>
+    <w:lvlOverride w:ilvl="0">
+      <w:startOverride w:val="1"/>
+    </w:lvlOverride>
+    <w:lvlOverride w:ilvl="1">
+      <w:startOverride w:val="1"/>
+    </w:lvlOverride>
+    <w:lvlOverride w:ilvl="2">
+      <w:startOverride w:val="1"/>
+    </w:lvlOverride>
+    <w:lvlOverride w:ilvl="3">
+      <w:startOverride w:val="1"/>
+    </w:lvlOverride>
+    <w:lvlOverride w:ilvl="4">
+      <w:startOverride w:val="1"/>
+    </w:lvlOverride>
+    <w:lvlOverride w:ilvl="5">
+      <w:startOverride w:val="1"/>
+    </w:lvlOverride>
+    <w:lvlOverride w:ilvl="6">
+      <w:startOverride w:val="1"/>
+    </w:lvlOverride>
+    <w:lvlOverride w:ilvl="7">
+      <w:startOverride w:val="1"/>
+    </w:lvlOverride>
+    <w:lvlOverride w:ilvl="8">
+      <w:startOverride w:val="1"/>
+    </w:lvlOverride>
+  </w:num>
+  <w:num w:numId="1008">
+    <w:abstractNumId w:val="99411"/>
+    <w:lvlOverride w:ilvl="0">
+      <w:startOverride w:val="1"/>
+    </w:lvlOverride>
+    <w:lvlOverride w:ilvl="1">
+      <w:startOverride w:val="1"/>
+    </w:lvlOverride>
+    <w:lvlOverride w:ilvl="2">
+      <w:startOverride w:val="1"/>
+    </w:lvlOverride>
+    <w:lvlOverride w:ilvl="3">
+      <w:startOverride w:val="1"/>
+    </w:lvlOverride>
+    <w:lvlOverride w:ilvl="4">
+      <w:startOverride w:val="1"/>
+    </w:lvlOverride>
+    <w:lvlOverride w:ilvl="5">
+      <w:startOverride w:val="1"/>
+    </w:lvlOverride>
+    <w:lvlOverride w:ilvl="6">
+      <w:startOverride w:val="1"/>
+    </w:lvlOverride>
+    <w:lvlOverride w:ilvl="7">
+      <w:startOverride w:val="1"/>
+    </w:lvlOverride>
+    <w:lvlOverride w:ilvl="8">
+      <w:startOverride w:val="1"/>
+    </w:lvlOverride>
+  </w:num>
+  <w:num w:numId="1009">
+    <w:abstractNumId w:val="99411"/>
+    <w:lvlOverride w:ilvl="0">
+      <w:startOverride w:val="1"/>
+    </w:lvlOverride>
+    <w:lvlOverride w:ilvl="1">
+      <w:startOverride w:val="1"/>
+    </w:lvlOverride>
+    <w:lvlOverride w:ilvl="2">
+      <w:startOverride w:val="1"/>
+    </w:lvlOverride>
+    <w:lvlOverride w:ilvl="3">
+      <w:startOverride w:val="1"/>
+    </w:lvlOverride>
+    <w:lvlOverride w:ilvl="4">
+      <w:startOverride w:val="1"/>
+    </w:lvlOverride>
+    <w:lvlOverride w:ilvl="5">
+      <w:startOverride w:val="1"/>
+    </w:lvlOverride>
+    <w:lvlOverride w:ilvl="6">
+      <w:startOverride w:val="1"/>
+    </w:lvlOverride>
+    <w:lvlOverride w:ilvl="7">
+      <w:startOverride w:val="1"/>
+    </w:lvlOverride>
+    <w:lvlOverride w:ilvl="8">
+      <w:startOverride w:val="1"/>
+    </w:lvlOverride>
+  </w:num>
+  <w:num w:numId="1010">
     <w:abstractNumId w:val="99411"/>
     <w:lvlOverride w:ilvl="0">
       <w:startOverride w:val="1"/>

--- a/Ausgabe/Klasse_7/02_Repraesentation_von_Daten/03_Material.docx
+++ b/Ausgabe/Klasse_7/02_Repraesentation_von_Daten/03_Material.docx
@@ -834,8 +834,452 @@
         <w:t xml:space="preserve">Welche Begriffe kennst du bereits aus der Programmierung?</w:t>
       </w:r>
     </w:p>
+    <w:p>
+      <w:r>
+        <w:br w:type="page"/>
+      </w:r>
+    </w:p>
     <w:bookmarkEnd w:id="30"/>
     <w:bookmarkEnd w:id="31"/>
+    <w:bookmarkStart w:id="38" w:name="Xc08eac783f0aab9f2451a76d8001617b8e921fb"/>
+    <w:p>
+      <w:pPr>
+        <w:pStyle w:val="Heading1"/>
+      </w:pPr>
+      <w:r>
+        <w:t xml:space="preserve">M06 – Quellen, Metadaten und Dokumentenschutz</w:t>
+      </w:r>
+    </w:p>
+    <w:bookmarkStart w:id="32" w:name="fallbeispiel"/>
+    <w:p>
+      <w:pPr>
+        <w:pStyle w:val="Heading2"/>
+      </w:pPr>
+      <w:r>
+        <w:t xml:space="preserve">Fallbeispiel</w:t>
+      </w:r>
+    </w:p>
+    <w:p>
+      <w:pPr>
+        <w:pStyle w:val="FirstParagraph"/>
+      </w:pPr>
+      <w:r>
+        <w:t xml:space="preserve">Eine Gruppe erstellt eine öffentliche Präsentation über das Schulfest. Sie verwendet Fotos, kurze Texte aus dem Internet und ein automatisch erzeugtes Bild.</w:t>
+      </w:r>
+    </w:p>
+    <w:bookmarkEnd w:id="32"/>
+    <w:bookmarkStart w:id="33" w:name="prüfkarte-1-rechte-und-quellen"/>
+    <w:p>
+      <w:pPr>
+        <w:pStyle w:val="Heading2"/>
+      </w:pPr>
+      <w:r>
+        <w:t xml:space="preserve">Prüfkarte 1 – Rechte und Quellen</w:t>
+      </w:r>
+    </w:p>
+    <w:p>
+      <w:pPr>
+        <w:pStyle w:val="FirstParagraph"/>
+      </w:pPr>
+      <w:r>
+        <w:t xml:space="preserve">Beantworte für jedes verwendete Medium:</w:t>
+      </w:r>
+    </w:p>
+    <w:p>
+      <w:pPr>
+        <w:numPr>
+          <w:ilvl w:val="0"/>
+          <w:numId w:val="1008"/>
+        </w:numPr>
+        <w:pStyle w:val="Compact"/>
+      </w:pPr>
+      <w:r>
+        <w:t xml:space="preserve">Wer hat den Inhalt erstellt?</w:t>
+      </w:r>
+    </w:p>
+    <w:p>
+      <w:pPr>
+        <w:numPr>
+          <w:ilvl w:val="0"/>
+          <w:numId w:val="1008"/>
+        </w:numPr>
+        <w:pStyle w:val="Compact"/>
+      </w:pPr>
+      <w:r>
+        <w:t xml:space="preserve">Wo wurde er gefunden?</w:t>
+      </w:r>
+    </w:p>
+    <w:p>
+      <w:pPr>
+        <w:numPr>
+          <w:ilvl w:val="0"/>
+          <w:numId w:val="1008"/>
+        </w:numPr>
+        <w:pStyle w:val="Compact"/>
+      </w:pPr>
+      <w:r>
+        <w:t xml:space="preserve">Welche Nutzung ist erlaubt?</w:t>
+      </w:r>
+    </w:p>
+    <w:p>
+      <w:pPr>
+        <w:numPr>
+          <w:ilvl w:val="0"/>
+          <w:numId w:val="1008"/>
+        </w:numPr>
+        <w:pStyle w:val="Compact"/>
+      </w:pPr>
+      <w:r>
+        <w:t xml:space="preserve">Muss eine Quelle angegeben werden?</w:t>
+      </w:r>
+    </w:p>
+    <w:p>
+      <w:pPr>
+        <w:numPr>
+          <w:ilvl w:val="0"/>
+          <w:numId w:val="1008"/>
+        </w:numPr>
+        <w:pStyle w:val="Compact"/>
+      </w:pPr>
+      <w:r>
+        <w:t xml:space="preserve">Ist ein Zitat erkennbar und ausreichend kurz?</w:t>
+      </w:r>
+    </w:p>
+    <w:p>
+      <w:pPr>
+        <w:numPr>
+          <w:ilvl w:val="0"/>
+          <w:numId w:val="1008"/>
+        </w:numPr>
+        <w:pStyle w:val="Compact"/>
+      </w:pPr>
+      <w:r>
+        <w:t xml:space="preserve">Könnte ein Plagiat entstehen?</w:t>
+      </w:r>
+    </w:p>
+    <w:bookmarkEnd w:id="33"/>
+    <w:bookmarkStart w:id="34" w:name="prüfkarte-2-persönliche-daten"/>
+    <w:p>
+      <w:pPr>
+        <w:pStyle w:val="Heading2"/>
+      </w:pPr>
+      <w:r>
+        <w:t xml:space="preserve">Prüfkarte 2 – Persönliche Daten</w:t>
+      </w:r>
+    </w:p>
+    <w:p>
+      <w:pPr>
+        <w:pStyle w:val="FirstParagraph"/>
+      </w:pPr>
+      <w:r>
+        <w:t xml:space="preserve">Prüfe:</w:t>
+      </w:r>
+    </w:p>
+    <w:p>
+      <w:pPr>
+        <w:numPr>
+          <w:ilvl w:val="0"/>
+          <w:numId w:val="1009"/>
+        </w:numPr>
+        <w:pStyle w:val="Compact"/>
+      </w:pPr>
+      <w:r>
+        <w:t xml:space="preserve">Sind Personen erkennbar?</w:t>
+      </w:r>
+    </w:p>
+    <w:p>
+      <w:pPr>
+        <w:numPr>
+          <w:ilvl w:val="0"/>
+          <w:numId w:val="1009"/>
+        </w:numPr>
+        <w:pStyle w:val="Compact"/>
+      </w:pPr>
+      <w:r>
+        <w:t xml:space="preserve">Haben die Personen der Veröffentlichung zugestimmt?</w:t>
+      </w:r>
+    </w:p>
+    <w:p>
+      <w:pPr>
+        <w:numPr>
+          <w:ilvl w:val="0"/>
+          <w:numId w:val="1009"/>
+        </w:numPr>
+        <w:pStyle w:val="Compact"/>
+      </w:pPr>
+      <w:r>
+        <w:t xml:space="preserve">Werden Name, Stimme, Standort oder andere personenbezogene Daten sichtbar?</w:t>
+      </w:r>
+    </w:p>
+    <w:p>
+      <w:pPr>
+        <w:numPr>
+          <w:ilvl w:val="0"/>
+          <w:numId w:val="1009"/>
+        </w:numPr>
+        <w:pStyle w:val="Compact"/>
+      </w:pPr>
+      <w:r>
+        <w:t xml:space="preserve">Ist die Veröffentlichung wirklich notwendig?</w:t>
+      </w:r>
+    </w:p>
+    <w:bookmarkEnd w:id="34"/>
+    <w:bookmarkStart w:id="35" w:name="prüfkarte-3-metadaten"/>
+    <w:p>
+      <w:pPr>
+        <w:pStyle w:val="Heading2"/>
+      </w:pPr>
+      <w:r>
+        <w:t xml:space="preserve">Prüfkarte 3 – Metadaten</w:t>
+      </w:r>
+    </w:p>
+    <w:p>
+      <w:pPr>
+        <w:pStyle w:val="FirstParagraph"/>
+      </w:pPr>
+      <w:r>
+        <w:t xml:space="preserve">Untersuche, welche Zusatzinformationen in einer Datei stecken könnten:</w:t>
+      </w:r>
+    </w:p>
+    <w:p>
+      <w:pPr>
+        <w:numPr>
+          <w:ilvl w:val="0"/>
+          <w:numId w:val="1010"/>
+        </w:numPr>
+        <w:pStyle w:val="Compact"/>
+      </w:pPr>
+      <w:r>
+        <w:t xml:space="preserve">Autor/Ersteller</w:t>
+      </w:r>
+    </w:p>
+    <w:p>
+      <w:pPr>
+        <w:numPr>
+          <w:ilvl w:val="0"/>
+          <w:numId w:val="1010"/>
+        </w:numPr>
+        <w:pStyle w:val="Compact"/>
+      </w:pPr>
+      <w:r>
+        <w:t xml:space="preserve">Änderungsdatum</w:t>
+      </w:r>
+    </w:p>
+    <w:p>
+      <w:pPr>
+        <w:numPr>
+          <w:ilvl w:val="0"/>
+          <w:numId w:val="1010"/>
+        </w:numPr>
+        <w:pStyle w:val="Compact"/>
+      </w:pPr>
+      <w:r>
+        <w:t xml:space="preserve">Dateiname</w:t>
+      </w:r>
+    </w:p>
+    <w:p>
+      <w:pPr>
+        <w:numPr>
+          <w:ilvl w:val="0"/>
+          <w:numId w:val="1010"/>
+        </w:numPr>
+        <w:pStyle w:val="Compact"/>
+      </w:pPr>
+      <w:r>
+        <w:t xml:space="preserve">Standortdaten bei Fotos</w:t>
+      </w:r>
+    </w:p>
+    <w:p>
+      <w:pPr>
+        <w:numPr>
+          <w:ilvl w:val="0"/>
+          <w:numId w:val="1010"/>
+        </w:numPr>
+        <w:pStyle w:val="Compact"/>
+      </w:pPr>
+      <w:r>
+        <w:t xml:space="preserve">verwendete Software</w:t>
+      </w:r>
+    </w:p>
+    <w:p>
+      <w:pPr>
+        <w:numPr>
+          <w:ilvl w:val="0"/>
+          <w:numId w:val="1010"/>
+        </w:numPr>
+        <w:pStyle w:val="Compact"/>
+      </w:pPr>
+      <w:r>
+        <w:t xml:space="preserve">Kommentare oder Versionsinformationen</w:t>
+      </w:r>
+    </w:p>
+    <w:bookmarkEnd w:id="35"/>
+    <w:bookmarkStart w:id="36" w:name="prüfkarte-4-dokumentenschutz"/>
+    <w:p>
+      <w:pPr>
+        <w:pStyle w:val="Heading2"/>
+      </w:pPr>
+      <w:r>
+        <w:t xml:space="preserve">Prüfkarte 4 – Dokumentenschutz</w:t>
+      </w:r>
+    </w:p>
+    <w:p>
+      <w:pPr>
+        <w:pStyle w:val="FirstParagraph"/>
+      </w:pPr>
+      <w:r>
+        <w:t xml:space="preserve">Entscheide, welche Schutzmaßnahme passt:</w:t>
+      </w:r>
+    </w:p>
+    <w:tbl>
+      <w:tblPr>
+        <w:tblStyle w:val="Table"/>
+        <w:tblW w:type="auto" w:w="0"/>
+        <w:tblLook w:firstRow="1" w:lastRow="0" w:firstColumn="0" w:lastColumn="0" w:noHBand="0" w:noVBand="0" w:val="0020"/>
+        <w:jc w:val="start"/>
+      </w:tblPr>
+      <w:tblGrid>
+        <w:gridCol w:w="3960"/>
+        <w:gridCol w:w="3960"/>
+      </w:tblGrid>
+      <w:tr>
+        <w:trPr>
+          <w:tblHeader w:val="true"/>
+        </w:trPr>
+        <w:tc>
+          <w:tcPr/>
+          <w:p>
+            <w:pPr>
+              <w:pStyle w:val="Compact"/>
+              <w:jc w:val="left"/>
+            </w:pPr>
+            <w:r>
+              <w:t xml:space="preserve">Situation</w:t>
+            </w:r>
+          </w:p>
+        </w:tc>
+        <w:tc>
+          <w:tcPr/>
+          <w:p>
+            <w:pPr>
+              <w:pStyle w:val="Compact"/>
+              <w:jc w:val="left"/>
+            </w:pPr>
+            <w:r>
+              <w:t xml:space="preserve">mögliche Schutzmaßnahme</w:t>
+            </w:r>
+          </w:p>
+        </w:tc>
+      </w:tr>
+      <w:tr>
+        <w:tc>
+          <w:tcPr/>
+          <w:p>
+            <w:pPr>
+              <w:pStyle w:val="Compact"/>
+              <w:jc w:val="left"/>
+            </w:pPr>
+            <w:r>
+              <w:t xml:space="preserve">Nur die Lehrkraft soll bewerten</w:t>
+            </w:r>
+          </w:p>
+        </w:tc>
+        <w:tc>
+          <w:tcPr/>
+          <w:p>
+            <w:pPr>
+              <w:pStyle w:val="Compact"/>
+            </w:pPr>
+          </w:p>
+        </w:tc>
+      </w:tr>
+      <w:tr>
+        <w:tc>
+          <w:tcPr/>
+          <w:p>
+            <w:pPr>
+              <w:pStyle w:val="Compact"/>
+              <w:jc w:val="left"/>
+            </w:pPr>
+            <w:r>
+              <w:t xml:space="preserve">Gruppe darf bearbeiten, Klasse nur ansehen</w:t>
+            </w:r>
+          </w:p>
+        </w:tc>
+        <w:tc>
+          <w:tcPr/>
+          <w:p>
+            <w:pPr>
+              <w:pStyle w:val="Compact"/>
+            </w:pPr>
+          </w:p>
+        </w:tc>
+      </w:tr>
+      <w:tr>
+        <w:tc>
+          <w:tcPr/>
+          <w:p>
+            <w:pPr>
+              <w:pStyle w:val="Compact"/>
+              <w:jc w:val="left"/>
+            </w:pPr>
+            <w:r>
+              <w:t xml:space="preserve">Datei soll nicht versehentlich überschrieben werden</w:t>
+            </w:r>
+          </w:p>
+        </w:tc>
+        <w:tc>
+          <w:tcPr/>
+          <w:p>
+            <w:pPr>
+              <w:pStyle w:val="Compact"/>
+            </w:pPr>
+          </w:p>
+        </w:tc>
+      </w:tr>
+      <w:tr>
+        <w:tc>
+          <w:tcPr/>
+          <w:p>
+            <w:pPr>
+              <w:pStyle w:val="Compact"/>
+              <w:jc w:val="left"/>
+            </w:pPr>
+            <w:r>
+              <w:t xml:space="preserve">Entwurf enthält persönliche Daten</w:t>
+            </w:r>
+          </w:p>
+        </w:tc>
+        <w:tc>
+          <w:tcPr/>
+          <w:p>
+            <w:pPr>
+              <w:pStyle w:val="Compact"/>
+            </w:pPr>
+          </w:p>
+        </w:tc>
+      </w:tr>
+    </w:tbl>
+    <w:bookmarkEnd w:id="36"/>
+    <w:bookmarkStart w:id="37" w:name="sicherung"/>
+    <w:p>
+      <w:pPr>
+        <w:pStyle w:val="Heading2"/>
+      </w:pPr>
+      <w:r>
+        <w:t xml:space="preserve">Sicherung</w:t>
+      </w:r>
+    </w:p>
+    <w:p>
+      <w:pPr>
+        <w:pStyle w:val="BlockText"/>
+      </w:pPr>
+      <w:r>
+        <w:t xml:space="preserve">Verantwortliche Medienarbeit bedeutet: Rechte, Quellen, personenbezogene Daten, Metadaten und Freigaben werden vor der Veröffentlichung geprüft.</w:t>
+      </w:r>
+    </w:p>
+    <w:bookmarkEnd w:id="37"/>
+    <w:bookmarkEnd w:id="38"/>
     <w:sectPr>
       <w:headerReference r:id="rId9" w:type="default"/>
       <w:footerReference r:id="rId11" w:type="default"/>
@@ -866,7 +1310,7 @@
       <w:rPr>
         <w:sz w:val="16"/>
       </w:rPr>
-      <w:t>Unterrichtsmaterial Oberschule Sachsen · Version v0.4.0-356-g3db0967-dirty · Build 17.08.2026</w:t>
+      <w:t>Unterrichtsmaterial Oberschule Sachsen · Version v0.4.0-378-g61c0f2a-dirty · Build 17.08.2026</w:t>
     </w:r>
   </w:p>
 </w:ftr>
@@ -1441,6 +1885,42 @@
     <w:lvlOverride w:ilvl="8">
       <w:startOverride w:val="1"/>
     </w:lvlOverride>
+  </w:num>
+  <w:num w:numId="1008">
+    <w:abstractNumId w:val="99411"/>
+    <w:lvlOverride w:ilvl="0">
+      <w:startOverride w:val="1"/>
+    </w:lvlOverride>
+    <w:lvlOverride w:ilvl="1">
+      <w:startOverride w:val="1"/>
+    </w:lvlOverride>
+    <w:lvlOverride w:ilvl="2">
+      <w:startOverride w:val="1"/>
+    </w:lvlOverride>
+    <w:lvlOverride w:ilvl="3">
+      <w:startOverride w:val="1"/>
+    </w:lvlOverride>
+    <w:lvlOverride w:ilvl="4">
+      <w:startOverride w:val="1"/>
+    </w:lvlOverride>
+    <w:lvlOverride w:ilvl="5">
+      <w:startOverride w:val="1"/>
+    </w:lvlOverride>
+    <w:lvlOverride w:ilvl="6">
+      <w:startOverride w:val="1"/>
+    </w:lvlOverride>
+    <w:lvlOverride w:ilvl="7">
+      <w:startOverride w:val="1"/>
+    </w:lvlOverride>
+    <w:lvlOverride w:ilvl="8">
+      <w:startOverride w:val="1"/>
+    </w:lvlOverride>
+  </w:num>
+  <w:num w:numId="1009">
+    <w:abstractNumId w:val="991"/>
+  </w:num>
+  <w:num w:numId="1010">
+    <w:abstractNumId w:val="991"/>
   </w:num>
 </w:numbering>
 </file>

--- a/Ausgabe/Klasse_7/02_Repraesentation_von_Daten/03_Material.docx
+++ b/Ausgabe/Klasse_7/02_Repraesentation_von_Daten/03_Material.docx
@@ -49,13 +49,13 @@
         <w:br w:type="page"/>
       </w:r>
     </w:p>
-    <w:bookmarkStart w:id="25" w:name="material-m0103-daten-und-darstellungen"/>
+    <w:bookmarkStart w:id="26" w:name="Xd74dd7ea6573fe1c4c312b55d208ef99ded8033"/>
     <w:p>
       <w:pPr>
         <w:pStyle w:val="Heading1"/>
       </w:pPr>
       <w:r>
-        <w:t xml:space="preserve">Material M01–03 – Daten und Darstellungen</w:t>
+        <w:t xml:space="preserve">Material M01–03 – Daten, Darstellungen und digitale Medien</w:t>
       </w:r>
     </w:p>
     <w:bookmarkStart w:id="20" w:name="a-kontext-macht-information"/>
@@ -213,6 +213,18 @@
         <w:t xml:space="preserve">Ergebnisse einer Klassenumfrage</w:t>
       </w:r>
     </w:p>
+    <w:p>
+      <w:pPr>
+        <w:numPr>
+          <w:ilvl w:val="0"/>
+          <w:numId w:val="1002"/>
+        </w:numPr>
+        <w:pStyle w:val="Compact"/>
+      </w:pPr>
+      <w:r>
+        <w:t xml:space="preserve">kurze Bewegung oder ein Ablauf, den man schlecht mit einem Einzelbild erklären kann</w:t>
+      </w:r>
+    </w:p>
     <w:bookmarkEnd w:id="21"/>
     <w:bookmarkStart w:id="22" w:name="c-gleiches-thema-anderes-medium"/>
     <w:p>
@@ -267,6 +279,18 @@
         <w:t xml:space="preserve">Welche Darstellung benötigt zusätzliche Erklärungen?</w:t>
       </w:r>
     </w:p>
+    <w:p>
+      <w:pPr>
+        <w:numPr>
+          <w:ilvl w:val="0"/>
+          <w:numId w:val="1003"/>
+        </w:numPr>
+        <w:pStyle w:val="Compact"/>
+      </w:pPr>
+      <w:r>
+        <w:t xml:space="preserve">Welche Darstellung ist für welche Zielgruppe geeigneter?</w:t>
+      </w:r>
+    </w:p>
     <w:bookmarkEnd w:id="22"/>
     <w:bookmarkStart w:id="23" w:name="d-software-auswählen"/>
     <w:p>
@@ -282,7 +306,7 @@
         <w:pStyle w:val="FirstParagraph"/>
       </w:pPr>
       <w:r>
-        <w:t xml:space="preserve">Ordne eine Softwareart zu: Textverarbeitung, Präsentation, Tabellenkalkulation, Grafik, Audio/Video.</w:t>
+        <w:t xml:space="preserve">Ordne eine Softwareart zu: Textverarbeitung, Präsentation, Tabellenkalkulation, Grafik, Audio/Video, browserbasierte Anwendung.</w:t>
       </w:r>
     </w:p>
     <w:p>
@@ -345,61 +369,52 @@
         <w:t xml:space="preserve">Interview schneiden</w:t>
       </w:r>
     </w:p>
-    <w:bookmarkEnd w:id="23"/>
-    <w:bookmarkStart w:id="24" w:name="e-automatisierung"/>
     <w:p>
       <w:pPr>
-        <w:pStyle w:val="Heading2"/>
+        <w:numPr>
+          <w:ilvl w:val="0"/>
+          <w:numId w:val="1004"/>
+        </w:numPr>
+        <w:pStyle w:val="Compact"/>
       </w:pPr>
       <w:r>
-        <w:t xml:space="preserve">E – Automatisierung</w:t>
+        <w:t xml:space="preserve">Umfrage online durchführen</w:t>
       </w:r>
     </w:p>
     <w:p>
       <w:pPr>
-        <w:pStyle w:val="FirstParagraph"/>
+        <w:numPr>
+          <w:ilvl w:val="0"/>
+          <w:numId w:val="1004"/>
+        </w:numPr>
+        <w:pStyle w:val="Compact"/>
       </w:pPr>
       <w:r>
-        <w:t xml:space="preserve">Sammelt Funktionen von Programmen, die Arbeit automatisch übernehmen. Entscheidet anschließend: Was wird automatisiert, welche Entscheidung muss trotzdem der Mensch treffen?</w:t>
+        <w:t xml:space="preserve">Messwerte als Diagramm darstellen</w:t>
+      </w:r>
+    </w:p>
+    <w:bookmarkEnd w:id="23"/>
+    <w:bookmarkStart w:id="24" w:name="e-automatisierung-beschreiben"/>
+    <w:p>
+      <w:pPr>
+        <w:pStyle w:val="Heading2"/>
+      </w:pPr>
+      <w:r>
+        <w:t xml:space="preserve">E – Automatisierung beschreiben</w:t>
       </w:r>
     </w:p>
     <w:p>
+      <w:pPr>
+        <w:pStyle w:val="FirstParagraph"/>
+      </w:pPr>
       <w:r>
-        <w:br w:type="page"/>
-      </w:r>
-    </w:p>
-    <w:bookmarkEnd w:id="24"/>
-    <w:bookmarkEnd w:id="25"/>
-    <w:bookmarkStart w:id="31" w:name="X525cf8bcd3961efaef9aea327fd82665bc1cdc5"/>
-    <w:p>
-      <w:pPr>
-        <w:pStyle w:val="Heading1"/>
-      </w:pPr>
-      <w:r>
-        <w:t xml:space="preserve">Material M04–06 – Objekte, Klassen und Datenrechte</w:t>
-      </w:r>
-    </w:p>
-    <w:bookmarkStart w:id="26" w:name="a-objekte-untersuchen"/>
-    <w:p>
-      <w:pPr>
-        <w:pStyle w:val="Heading2"/>
-      </w:pPr>
-      <w:r>
-        <w:t xml:space="preserve">A – Objekte untersuchen</w:t>
-      </w:r>
-    </w:p>
-    <w:p>
-      <w:pPr>
-        <w:pStyle w:val="FirstParagraph"/>
-      </w:pPr>
-      <w:r>
-        <w:t xml:space="preserve">Öffne eine Präsentation oder ein anderes bekanntes Dokument. Wähle drei unterschiedliche Objekte und notiere:</w:t>
+        <w:t xml:space="preserve">Sammelt Funktionen von Programmen, die Arbeit automatisch übernehmen. Beschreibt eine Funktion nach diesem Muster:</w:t>
       </w:r>
     </w:p>
     <w:tbl>
       <w:tblPr>
         <w:tblStyle w:val="Table"/>
-        <w:tblW w:type="auto" w:w="0"/>
+        <w:tblW w:type="pct" w:w="5000"/>
         <w:tblLook w:firstRow="1" w:lastRow="0" w:firstColumn="0" w:lastColumn="0" w:noHBand="0" w:noVBand="0" w:val="0020"/>
         <w:jc w:val="start"/>
       </w:tblPr>
@@ -421,7 +436,228 @@
               <w:jc w:val="left"/>
             </w:pPr>
             <w:r>
+              <w:t xml:space="preserve">Eingabe</w:t>
+            </w:r>
+          </w:p>
+        </w:tc>
+        <w:tc>
+          <w:tcPr/>
+          <w:p>
+            <w:pPr>
+              <w:pStyle w:val="Compact"/>
+              <w:jc w:val="left"/>
+            </w:pPr>
+            <w:r>
+              <w:t xml:space="preserve">Automatische Verarbeitung</w:t>
+            </w:r>
+          </w:p>
+        </w:tc>
+        <w:tc>
+          <w:tcPr/>
+          <w:p>
+            <w:pPr>
+              <w:pStyle w:val="Compact"/>
+              <w:jc w:val="left"/>
+            </w:pPr>
+            <w:r>
+              <w:t xml:space="preserve">Ergebnis</w:t>
+            </w:r>
+          </w:p>
+        </w:tc>
+        <w:tc>
+          <w:tcPr/>
+          <w:p>
+            <w:pPr>
+              <w:pStyle w:val="Compact"/>
+              <w:jc w:val="left"/>
+            </w:pPr>
+            <w:r>
+              <w:t xml:space="preserve">Menschliche Entscheidung</w:t>
+            </w:r>
+          </w:p>
+        </w:tc>
+      </w:tr>
+      <w:tr>
+        <w:tc>
+          <w:tcPr/>
+          <w:p>
+            <w:pPr>
+              <w:pStyle w:val="Compact"/>
+            </w:pPr>
+          </w:p>
+        </w:tc>
+        <w:tc>
+          <w:tcPr/>
+          <w:p>
+            <w:pPr>
+              <w:pStyle w:val="Compact"/>
+            </w:pPr>
+          </w:p>
+        </w:tc>
+        <w:tc>
+          <w:tcPr/>
+          <w:p>
+            <w:pPr>
+              <w:pStyle w:val="Compact"/>
+            </w:pPr>
+          </w:p>
+        </w:tc>
+        <w:tc>
+          <w:tcPr/>
+          <w:p>
+            <w:pPr>
+              <w:pStyle w:val="Compact"/>
+            </w:pPr>
+          </w:p>
+        </w:tc>
+      </w:tr>
+    </w:tbl>
+    <w:p>
+      <w:pPr>
+        <w:pStyle w:val="BodyText"/>
+      </w:pPr>
+      <w:r>
+        <w:t xml:space="preserve">Beispiele: Rechtschreibprüfung, automatische Summe, Layoutvorlage, Untertitelvorschlag, Sortieren einer Tabelle.</w:t>
+      </w:r>
+    </w:p>
+    <w:bookmarkEnd w:id="24"/>
+    <w:bookmarkStart w:id="25" w:name="f-medien-kritisch-prüfen"/>
+    <w:p>
+      <w:pPr>
+        <w:pStyle w:val="Heading2"/>
+      </w:pPr>
+      <w:r>
+        <w:t xml:space="preserve">F – Medien kritisch prüfen</w:t>
+      </w:r>
+    </w:p>
+    <w:p>
+      <w:pPr>
+        <w:pStyle w:val="FirstParagraph"/>
+      </w:pPr>
+      <w:r>
+        <w:t xml:space="preserve">Ein kurzer Clip im Internet zeigt angeblich ein Ereignis an eurer Schule. Prüft:</w:t>
+      </w:r>
+    </w:p>
+    <w:p>
+      <w:pPr>
+        <w:numPr>
+          <w:ilvl w:val="0"/>
+          <w:numId w:val="1005"/>
+        </w:numPr>
+        <w:pStyle w:val="Compact"/>
+      </w:pPr>
+      <w:r>
+        <w:t xml:space="preserve">Welche Informationen liefert der Clip selbst?</w:t>
+      </w:r>
+    </w:p>
+    <w:p>
+      <w:pPr>
+        <w:numPr>
+          <w:ilvl w:val="0"/>
+          <w:numId w:val="1005"/>
+        </w:numPr>
+        <w:pStyle w:val="Compact"/>
+      </w:pPr>
+      <w:r>
+        <w:t xml:space="preserve">Welche Quellen oder Zusatzinformationen fehlen?</w:t>
+      </w:r>
+    </w:p>
+    <w:p>
+      <w:pPr>
+        <w:numPr>
+          <w:ilvl w:val="0"/>
+          <w:numId w:val="1005"/>
+        </w:numPr>
+        <w:pStyle w:val="Compact"/>
+      </w:pPr>
+      <w:r>
+        <w:t xml:space="preserve">Woran könnte man erkennen, ob Bild, Ton oder Kontext verändert wurden?</w:t>
+      </w:r>
+    </w:p>
+    <w:p>
+      <w:pPr>
+        <w:numPr>
+          <w:ilvl w:val="0"/>
+          <w:numId w:val="1005"/>
+        </w:numPr>
+        <w:pStyle w:val="Compact"/>
+      </w:pPr>
+      <w:r>
+        <w:t xml:space="preserve">Was sollte man tun, bevor man den Clip weiterleitet?</w:t>
+      </w:r>
+    </w:p>
+    <w:p>
+      <w:r>
+        <w:br w:type="page"/>
+      </w:r>
+    </w:p>
+    <w:bookmarkEnd w:id="25"/>
+    <w:bookmarkEnd w:id="26"/>
+    <w:bookmarkStart w:id="34" w:name="X525cf8bcd3961efaef9aea327fd82665bc1cdc5"/>
+    <w:p>
+      <w:pPr>
+        <w:pStyle w:val="Heading1"/>
+      </w:pPr>
+      <w:r>
+        <w:t xml:space="preserve">Material M04–06 – Objekte, Klassen und Datenrechte</w:t>
+      </w:r>
+    </w:p>
+    <w:bookmarkStart w:id="27" w:name="a-objekte-untersuchen"/>
+    <w:p>
+      <w:pPr>
+        <w:pStyle w:val="Heading2"/>
+      </w:pPr>
+      <w:r>
+        <w:t xml:space="preserve">A – Objekte untersuchen</w:t>
+      </w:r>
+    </w:p>
+    <w:p>
+      <w:pPr>
+        <w:pStyle w:val="FirstParagraph"/>
+      </w:pPr>
+      <w:r>
+        <w:t xml:space="preserve">Öffne eine Präsentation oder ein anderes bekanntes Dokument. Wähle drei unterschiedliche Objekte und notiere:</w:t>
+      </w:r>
+    </w:p>
+    <w:tbl>
+      <w:tblPr>
+        <w:tblStyle w:val="Table"/>
+        <w:tblW w:type="pct" w:w="5000"/>
+        <w:tblLook w:firstRow="1" w:lastRow="0" w:firstColumn="0" w:lastColumn="0" w:noHBand="0" w:noVBand="0" w:val="0020"/>
+        <w:jc w:val="start"/>
+      </w:tblPr>
+      <w:tblGrid>
+        <w:gridCol w:w="1584"/>
+        <w:gridCol w:w="1584"/>
+        <w:gridCol w:w="1584"/>
+        <w:gridCol w:w="1584"/>
+        <w:gridCol w:w="1584"/>
+      </w:tblGrid>
+      <w:tr>
+        <w:trPr>
+          <w:tblHeader w:val="true"/>
+        </w:trPr>
+        <w:tc>
+          <w:tcPr/>
+          <w:p>
+            <w:pPr>
+              <w:pStyle w:val="Compact"/>
+              <w:jc w:val="left"/>
+            </w:pPr>
+            <w:r>
               <w:t xml:space="preserve">Objekt</w:t>
+            </w:r>
+          </w:p>
+        </w:tc>
+        <w:tc>
+          <w:tcPr/>
+          <w:p>
+            <w:pPr>
+              <w:pStyle w:val="Compact"/>
+              <w:jc w:val="left"/>
+            </w:pPr>
+            <w:r>
+              <w:t xml:space="preserve">mögliche Klasse</w:t>
             </w:r>
           </w:p>
         </w:tc>
@@ -495,8 +731,24 @@
             </w:pPr>
           </w:p>
         </w:tc>
+        <w:tc>
+          <w:tcPr/>
+          <w:p>
+            <w:pPr>
+              <w:pStyle w:val="Compact"/>
+            </w:pPr>
+          </w:p>
+        </w:tc>
       </w:tr>
       <w:tr>
+        <w:tc>
+          <w:tcPr/>
+          <w:p>
+            <w:pPr>
+              <w:pStyle w:val="Compact"/>
+            </w:pPr>
+          </w:p>
+        </w:tc>
         <w:tc>
           <w:tcPr/>
           <w:p>
@@ -563,10 +815,18 @@
             </w:pPr>
           </w:p>
         </w:tc>
+        <w:tc>
+          <w:tcPr/>
+          <w:p>
+            <w:pPr>
+              <w:pStyle w:val="Compact"/>
+            </w:pPr>
+          </w:p>
+        </w:tc>
       </w:tr>
     </w:tbl>
-    <w:bookmarkEnd w:id="26"/>
-    <w:bookmarkStart w:id="27" w:name="b-klasse-bilden"/>
+    <w:bookmarkEnd w:id="27"/>
+    <w:bookmarkStart w:id="28" w:name="b-klasse-bilden"/>
     <w:p>
       <w:pPr>
         <w:pStyle w:val="Heading2"/>
@@ -587,7 +847,7 @@
       <w:pPr>
         <w:numPr>
           <w:ilvl w:val="0"/>
-          <w:numId w:val="1005"/>
+          <w:numId w:val="1006"/>
         </w:numPr>
         <w:pStyle w:val="Compact"/>
       </w:pPr>
@@ -599,7 +859,7 @@
       <w:pPr>
         <w:numPr>
           <w:ilvl w:val="0"/>
-          <w:numId w:val="1005"/>
+          <w:numId w:val="1006"/>
         </w:numPr>
         <w:pStyle w:val="Compact"/>
       </w:pPr>
@@ -611,7 +871,7 @@
       <w:pPr>
         <w:numPr>
           <w:ilvl w:val="0"/>
-          <w:numId w:val="1005"/>
+          <w:numId w:val="1006"/>
         </w:numPr>
         <w:pStyle w:val="Compact"/>
       </w:pPr>
@@ -642,14 +902,37 @@
         <w:t xml:space="preserve">mit mindestens drei Attributen. Welche Angaben sind konkrete Attributwerte?</w:t>
       </w:r>
     </w:p>
-    <w:bookmarkEnd w:id="27"/>
-    <w:bookmarkStart w:id="28" w:name="c-objekt-oder-verwaltung"/>
     <w:p>
       <w:pPr>
+        <w:pStyle w:val="BodyText"/>
+      </w:pPr>
+      <w:r>
+        <w:t xml:space="preserve">Ergänze außerdem: Warum ändert sich die Klasse</w:t>
+      </w:r>
+      <w:r>
+        <w:t xml:space="preserve"> </w:t>
+      </w:r>
+      <w:r>
+        <w:rPr>
+          <w:rStyle w:val="VerbatimChar"/>
+        </w:rPr>
+        <w:t xml:space="preserve">Fahrrad</w:t>
+      </w:r>
+      <w:r>
+        <w:t xml:space="preserve"> </w:t>
+      </w:r>
+      <w:r>
+        <w:t xml:space="preserve">nicht, wenn ein konkretes Fahrrad neu lackiert wird?</w:t>
+      </w:r>
+    </w:p>
+    <w:bookmarkEnd w:id="28"/>
+    <w:bookmarkStart w:id="29" w:name="c-objektzustand-oder-objektverwaltung"/>
+    <w:p>
+      <w:pPr>
         <w:pStyle w:val="Heading2"/>
       </w:pPr>
       <w:r>
-        <w:t xml:space="preserve">C – Objekt oder Verwaltung?</w:t>
+        <w:t xml:space="preserve">C – Objektzustand oder Objektverwaltung?</w:t>
       </w:r>
     </w:p>
     <w:p>
@@ -664,7 +947,7 @@
       <w:pPr>
         <w:numPr>
           <w:ilvl w:val="0"/>
-          <w:numId w:val="1006"/>
+          <w:numId w:val="1007"/>
         </w:numPr>
         <w:pStyle w:val="Compact"/>
       </w:pPr>
@@ -676,7 +959,7 @@
       <w:pPr>
         <w:numPr>
           <w:ilvl w:val="0"/>
-          <w:numId w:val="1006"/>
+          <w:numId w:val="1007"/>
         </w:numPr>
         <w:pStyle w:val="Compact"/>
       </w:pPr>
@@ -688,7 +971,7 @@
       <w:pPr>
         <w:numPr>
           <w:ilvl w:val="0"/>
-          <w:numId w:val="1006"/>
+          <w:numId w:val="1007"/>
         </w:numPr>
         <w:pStyle w:val="Compact"/>
       </w:pPr>
@@ -700,7 +983,7 @@
       <w:pPr>
         <w:numPr>
           <w:ilvl w:val="0"/>
-          <w:numId w:val="1006"/>
+          <w:numId w:val="1007"/>
         </w:numPr>
         <w:pStyle w:val="Compact"/>
       </w:pPr>
@@ -712,7 +995,7 @@
       <w:pPr>
         <w:numPr>
           <w:ilvl w:val="0"/>
-          <w:numId w:val="1006"/>
+          <w:numId w:val="1007"/>
         </w:numPr>
         <w:pStyle w:val="Compact"/>
       </w:pPr>
@@ -722,20 +1005,352 @@
     </w:p>
     <w:p>
       <w:pPr>
-        <w:pStyle w:val="FirstParagraph"/>
+        <w:numPr>
+          <w:ilvl w:val="0"/>
+          <w:numId w:val="1007"/>
+        </w:numPr>
+        <w:pStyle w:val="Compact"/>
       </w:pPr>
       <w:r>
-        <w:t xml:space="preserve">Unterscheide Änderung eines Attributwerts von Erstellen/Kopieren/Löschen.</w:t>
+        <w:t xml:space="preserve">Farbe eines Textfelds ändern</w:t>
       </w:r>
     </w:p>
-    <w:bookmarkEnd w:id="28"/>
-    <w:bookmarkStart w:id="29" w:name="d-fallkarten-datenrechte"/>
     <w:p>
       <w:pPr>
+        <w:numPr>
+          <w:ilvl w:val="0"/>
+          <w:numId w:val="1007"/>
+        </w:numPr>
+        <w:pStyle w:val="Compact"/>
+      </w:pPr>
+      <w:r>
+        <w:t xml:space="preserve">Tabelle duplizieren</w:t>
+      </w:r>
+    </w:p>
+    <w:p>
+      <w:pPr>
+        <w:pStyle w:val="FirstParagraph"/>
+      </w:pPr>
+      <w:r>
+        <w:t xml:space="preserve">Unterscheide Änderung eines Attributwerts von Erstellen/Kopieren/Löschen eines Objekts.</w:t>
+      </w:r>
+    </w:p>
+    <w:bookmarkEnd w:id="29"/>
+    <w:bookmarkStart w:id="30" w:name="d-inhaltsdaten-und-metadaten"/>
+    <w:p>
+      <w:pPr>
         <w:pStyle w:val="Heading2"/>
       </w:pPr>
       <w:r>
-        <w:t xml:space="preserve">D – Fallkarten Datenrechte</w:t>
+        <w:t xml:space="preserve">D – Inhaltsdaten und Metadaten</w:t>
+      </w:r>
+    </w:p>
+    <w:p>
+      <w:pPr>
+        <w:pStyle w:val="FirstParagraph"/>
+      </w:pPr>
+      <w:r>
+        <w:t xml:space="preserve">Ein Foto wird in einer Präsentation verwendet. Trenne:</w:t>
+      </w:r>
+    </w:p>
+    <w:tbl>
+      <w:tblPr>
+        <w:tblStyle w:val="Table"/>
+        <w:tblW w:type="auto" w:w="0"/>
+        <w:tblLook w:firstRow="1" w:lastRow="0" w:firstColumn="0" w:lastColumn="0" w:noHBand="0" w:noVBand="0" w:val="0020"/>
+        <w:jc w:val="start"/>
+      </w:tblPr>
+      <w:tblGrid>
+        <w:gridCol w:w="2640"/>
+        <w:gridCol w:w="2640"/>
+        <w:gridCol w:w="2640"/>
+      </w:tblGrid>
+      <w:tr>
+        <w:trPr>
+          <w:tblHeader w:val="true"/>
+        </w:trPr>
+        <w:tc>
+          <w:tcPr/>
+          <w:p>
+            <w:pPr>
+              <w:pStyle w:val="Compact"/>
+              <w:jc w:val="left"/>
+            </w:pPr>
+            <w:r>
+              <w:t xml:space="preserve">Beispiel</w:t>
+            </w:r>
+          </w:p>
+        </w:tc>
+        <w:tc>
+          <w:tcPr/>
+          <w:p>
+            <w:pPr>
+              <w:pStyle w:val="Compact"/>
+              <w:jc w:val="left"/>
+            </w:pPr>
+            <w:r>
+              <w:t xml:space="preserve">Inhaltsdaten oder Metadaten?</w:t>
+            </w:r>
+          </w:p>
+        </w:tc>
+        <w:tc>
+          <w:tcPr/>
+          <w:p>
+            <w:pPr>
+              <w:pStyle w:val="Compact"/>
+              <w:jc w:val="left"/>
+            </w:pPr>
+            <w:r>
+              <w:t xml:space="preserve">Warum?</w:t>
+            </w:r>
+          </w:p>
+        </w:tc>
+      </w:tr>
+      <w:tr>
+        <w:tc>
+          <w:tcPr/>
+          <w:p>
+            <w:pPr>
+              <w:pStyle w:val="Compact"/>
+              <w:jc w:val="left"/>
+            </w:pPr>
+            <w:r>
+              <w:t xml:space="preserve">sichtbare Personen</w:t>
+            </w:r>
+          </w:p>
+        </w:tc>
+        <w:tc>
+          <w:tcPr/>
+          <w:p>
+            <w:pPr>
+              <w:pStyle w:val="Compact"/>
+            </w:pPr>
+          </w:p>
+        </w:tc>
+        <w:tc>
+          <w:tcPr/>
+          <w:p>
+            <w:pPr>
+              <w:pStyle w:val="Compact"/>
+            </w:pPr>
+          </w:p>
+        </w:tc>
+      </w:tr>
+      <w:tr>
+        <w:tc>
+          <w:tcPr/>
+          <w:p>
+            <w:pPr>
+              <w:pStyle w:val="Compact"/>
+              <w:jc w:val="left"/>
+            </w:pPr>
+            <w:r>
+              <w:t xml:space="preserve">Aufnahmedatum</w:t>
+            </w:r>
+          </w:p>
+        </w:tc>
+        <w:tc>
+          <w:tcPr/>
+          <w:p>
+            <w:pPr>
+              <w:pStyle w:val="Compact"/>
+            </w:pPr>
+          </w:p>
+        </w:tc>
+        <w:tc>
+          <w:tcPr/>
+          <w:p>
+            <w:pPr>
+              <w:pStyle w:val="Compact"/>
+            </w:pPr>
+          </w:p>
+        </w:tc>
+      </w:tr>
+      <w:tr>
+        <w:tc>
+          <w:tcPr/>
+          <w:p>
+            <w:pPr>
+              <w:pStyle w:val="Compact"/>
+              <w:jc w:val="left"/>
+            </w:pPr>
+            <w:r>
+              <w:t xml:space="preserve">Dateigröße</w:t>
+            </w:r>
+          </w:p>
+        </w:tc>
+        <w:tc>
+          <w:tcPr/>
+          <w:p>
+            <w:pPr>
+              <w:pStyle w:val="Compact"/>
+            </w:pPr>
+          </w:p>
+        </w:tc>
+        <w:tc>
+          <w:tcPr/>
+          <w:p>
+            <w:pPr>
+              <w:pStyle w:val="Compact"/>
+            </w:pPr>
+          </w:p>
+        </w:tc>
+      </w:tr>
+      <w:tr>
+        <w:tc>
+          <w:tcPr/>
+          <w:p>
+            <w:pPr>
+              <w:pStyle w:val="Compact"/>
+              <w:jc w:val="left"/>
+            </w:pPr>
+            <w:r>
+              <w:t xml:space="preserve">sichtbarer Text auf einem Schild</w:t>
+            </w:r>
+          </w:p>
+        </w:tc>
+        <w:tc>
+          <w:tcPr/>
+          <w:p>
+            <w:pPr>
+              <w:pStyle w:val="Compact"/>
+            </w:pPr>
+          </w:p>
+        </w:tc>
+        <w:tc>
+          <w:tcPr/>
+          <w:p>
+            <w:pPr>
+              <w:pStyle w:val="Compact"/>
+            </w:pPr>
+          </w:p>
+        </w:tc>
+      </w:tr>
+      <w:tr>
+        <w:tc>
+          <w:tcPr/>
+          <w:p>
+            <w:pPr>
+              <w:pStyle w:val="Compact"/>
+              <w:jc w:val="left"/>
+            </w:pPr>
+            <w:r>
+              <w:t xml:space="preserve">Aufnahmeort</w:t>
+            </w:r>
+          </w:p>
+        </w:tc>
+        <w:tc>
+          <w:tcPr/>
+          <w:p>
+            <w:pPr>
+              <w:pStyle w:val="Compact"/>
+            </w:pPr>
+          </w:p>
+        </w:tc>
+        <w:tc>
+          <w:tcPr/>
+          <w:p>
+            <w:pPr>
+              <w:pStyle w:val="Compact"/>
+            </w:pPr>
+          </w:p>
+        </w:tc>
+      </w:tr>
+    </w:tbl>
+    <w:bookmarkEnd w:id="30"/>
+    <w:bookmarkStart w:id="31" w:name="e-dokumentenschutz"/>
+    <w:p>
+      <w:pPr>
+        <w:pStyle w:val="Heading2"/>
+      </w:pPr>
+      <w:r>
+        <w:t xml:space="preserve">E – Dokumentenschutz</w:t>
+      </w:r>
+    </w:p>
+    <w:p>
+      <w:pPr>
+        <w:pStyle w:val="FirstParagraph"/>
+      </w:pPr>
+      <w:r>
+        <w:t xml:space="preserve">Wähle ein digitales Dokument aus dem Unterricht. Entscheide, welche Schutzmaßnahme passt:</w:t>
+      </w:r>
+    </w:p>
+    <w:p>
+      <w:pPr>
+        <w:numPr>
+          <w:ilvl w:val="0"/>
+          <w:numId w:val="1008"/>
+        </w:numPr>
+        <w:pStyle w:val="Compact"/>
+      </w:pPr>
+      <w:r>
+        <w:t xml:space="preserve">nur Lesen erlauben</w:t>
+      </w:r>
+    </w:p>
+    <w:p>
+      <w:pPr>
+        <w:numPr>
+          <w:ilvl w:val="0"/>
+          <w:numId w:val="1008"/>
+        </w:numPr>
+        <w:pStyle w:val="Compact"/>
+      </w:pPr>
+      <w:r>
+        <w:t xml:space="preserve">Freigabe nur für bestimmte Personen</w:t>
+      </w:r>
+    </w:p>
+    <w:p>
+      <w:pPr>
+        <w:numPr>
+          <w:ilvl w:val="0"/>
+          <w:numId w:val="1008"/>
+        </w:numPr>
+        <w:pStyle w:val="Compact"/>
+      </w:pPr>
+      <w:r>
+        <w:t xml:space="preserve">regelmäßiges Backup</w:t>
+      </w:r>
+    </w:p>
+    <w:p>
+      <w:pPr>
+        <w:numPr>
+          <w:ilvl w:val="0"/>
+          <w:numId w:val="1008"/>
+        </w:numPr>
+        <w:pStyle w:val="Compact"/>
+      </w:pPr>
+      <w:r>
+        <w:t xml:space="preserve">sinnvolle Versionierung</w:t>
+      </w:r>
+    </w:p>
+    <w:p>
+      <w:pPr>
+        <w:numPr>
+          <w:ilvl w:val="0"/>
+          <w:numId w:val="1008"/>
+        </w:numPr>
+        <w:pStyle w:val="Compact"/>
+      </w:pPr>
+      <w:r>
+        <w:t xml:space="preserve">persönliche Daten vor Veröffentlichung entfernen</w:t>
+      </w:r>
+    </w:p>
+    <w:p>
+      <w:pPr>
+        <w:pStyle w:val="FirstParagraph"/>
+      </w:pPr>
+      <w:r>
+        <w:t xml:space="preserve">Begründe jeweils, was geschützt wird.</w:t>
+      </w:r>
+    </w:p>
+    <w:bookmarkEnd w:id="31"/>
+    <w:bookmarkStart w:id="32" w:name="f-fallkarten-datenrechte"/>
+    <w:p>
+      <w:pPr>
+        <w:pStyle w:val="Heading2"/>
+      </w:pPr>
+      <w:r>
+        <w:t xml:space="preserve">F – Fallkarten Datenrechte</w:t>
       </w:r>
     </w:p>
     <w:p>
@@ -750,7 +1365,7 @@
       <w:pPr>
         <w:numPr>
           <w:ilvl w:val="0"/>
-          <w:numId w:val="1007"/>
+          <w:numId w:val="1009"/>
         </w:numPr>
         <w:pStyle w:val="Compact"/>
       </w:pPr>
@@ -762,7 +1377,7 @@
       <w:pPr>
         <w:numPr>
           <w:ilvl w:val="0"/>
-          <w:numId w:val="1007"/>
+          <w:numId w:val="1009"/>
         </w:numPr>
         <w:pStyle w:val="Compact"/>
       </w:pPr>
@@ -774,7 +1389,7 @@
       <w:pPr>
         <w:numPr>
           <w:ilvl w:val="0"/>
-          <w:numId w:val="1007"/>
+          <w:numId w:val="1009"/>
         </w:numPr>
         <w:pStyle w:val="Compact"/>
       </w:pPr>
@@ -786,7 +1401,7 @@
       <w:pPr>
         <w:numPr>
           <w:ilvl w:val="0"/>
-          <w:numId w:val="1007"/>
+          <w:numId w:val="1009"/>
         </w:numPr>
         <w:pStyle w:val="Compact"/>
       </w:pPr>
@@ -794,22 +1409,46 @@
         <w:t xml:space="preserve">Ein Bild mit klarer freier Lizenz verwenden und die Quelle nennen.</w:t>
       </w:r>
     </w:p>
-    <w:bookmarkEnd w:id="29"/>
-    <w:bookmarkStart w:id="30" w:name="e-transfer"/>
     <w:p>
       <w:pPr>
-        <w:pStyle w:val="Heading2"/>
+        <w:numPr>
+          <w:ilvl w:val="0"/>
+          <w:numId w:val="1009"/>
+        </w:numPr>
+        <w:pStyle w:val="Compact"/>
       </w:pPr>
       <w:r>
-        <w:t xml:space="preserve">E – Transfer</w:t>
+        <w:t xml:space="preserve">Einen KI-generierten Text als eigene Leistung abgeben.</w:t>
       </w:r>
     </w:p>
     <w:p>
       <w:pPr>
+        <w:numPr>
+          <w:ilvl w:val="0"/>
+          <w:numId w:val="1009"/>
+        </w:numPr>
+        <w:pStyle w:val="Compact"/>
+      </w:pPr>
+      <w:r>
+        <w:t xml:space="preserve">Ein Bildausschnitt so verändern, dass ein falscher Eindruck entsteht.</w:t>
+      </w:r>
+    </w:p>
+    <w:bookmarkEnd w:id="32"/>
+    <w:bookmarkStart w:id="33" w:name="g-transfer"/>
+    <w:p>
+      <w:pPr>
+        <w:pStyle w:val="Heading2"/>
+      </w:pPr>
+      <w:r>
+        <w:t xml:space="preserve">G – Transfer</w:t>
+      </w:r>
+    </w:p>
+    <w:p>
+      <w:pPr>
         <w:pStyle w:val="FirstParagraph"/>
       </w:pPr>
       <w:r>
-        <w:t xml:space="preserve">Beschreibe eine Scratch-Figur nach dem Modell:</w:t>
+        <w:t xml:space="preserve">Beschreibe ein Objekt aus einer Anwendung nach dem Modell:</w:t>
       </w:r>
     </w:p>
     <w:p>
@@ -831,11 +1470,11 @@
         <w:pStyle w:val="BodyText"/>
       </w:pPr>
       <w:r>
-        <w:t xml:space="preserve">Welche Begriffe kennst du bereits aus der Programmierung?</w:t>
+        <w:t xml:space="preserve">Beispiel: Bild in Präsentation, Tabellenzelle, Textfeld, Folie, Audioausschnitt.</w:t>
       </w:r>
     </w:p>
-    <w:bookmarkEnd w:id="30"/>
-    <w:bookmarkEnd w:id="31"/>
+    <w:bookmarkEnd w:id="33"/>
+    <w:bookmarkEnd w:id="34"/>
     <w:sectPr>
       <w:headerReference r:id="rId9" w:type="default"/>
       <w:footerReference r:id="rId11" w:type="default"/>
@@ -866,7 +1505,7 @@
       <w:rPr>
         <w:sz w:val="16"/>
       </w:rPr>
-      <w:t>Unterrichtsmaterial Oberschule Sachsen · Version v0.4.0-356-g3db0967-dirty · Build 17.08.2026</w:t>
+      <w:t>Unterrichtsmaterial Oberschule Sachsen · Version v0.4.0-367-gb55ec7c-dirty · Build 17.08.2026</w:t>
     </w:r>
   </w:p>
 </w:ftr>
@@ -1407,12 +2046,45 @@
     <w:abstractNumId w:val="991"/>
   </w:num>
   <w:num w:numId="1005">
-    <w:abstractNumId w:val="991"/>
+    <w:abstractNumId w:val="99411"/>
+    <w:lvlOverride w:ilvl="0">
+      <w:startOverride w:val="1"/>
+    </w:lvlOverride>
+    <w:lvlOverride w:ilvl="1">
+      <w:startOverride w:val="1"/>
+    </w:lvlOverride>
+    <w:lvlOverride w:ilvl="2">
+      <w:startOverride w:val="1"/>
+    </w:lvlOverride>
+    <w:lvlOverride w:ilvl="3">
+      <w:startOverride w:val="1"/>
+    </w:lvlOverride>
+    <w:lvlOverride w:ilvl="4">
+      <w:startOverride w:val="1"/>
+    </w:lvlOverride>
+    <w:lvlOverride w:ilvl="5">
+      <w:startOverride w:val="1"/>
+    </w:lvlOverride>
+    <w:lvlOverride w:ilvl="6">
+      <w:startOverride w:val="1"/>
+    </w:lvlOverride>
+    <w:lvlOverride w:ilvl="7">
+      <w:startOverride w:val="1"/>
+    </w:lvlOverride>
+    <w:lvlOverride w:ilvl="8">
+      <w:startOverride w:val="1"/>
+    </w:lvlOverride>
   </w:num>
   <w:num w:numId="1006">
     <w:abstractNumId w:val="991"/>
   </w:num>
   <w:num w:numId="1007">
+    <w:abstractNumId w:val="991"/>
+  </w:num>
+  <w:num w:numId="1008">
+    <w:abstractNumId w:val="991"/>
+  </w:num>
+  <w:num w:numId="1009">
     <w:abstractNumId w:val="99411"/>
     <w:lvlOverride w:ilvl="0">
       <w:startOverride w:val="1"/>

--- a/Ausgabe/Klasse_7/02_Repraesentation_von_Daten/03_Material.docx
+++ b/Ausgabe/Klasse_7/02_Repraesentation_von_Daten/03_Material.docx
@@ -1505,7 +1505,7 @@
       <w:rPr>
         <w:sz w:val="16"/>
       </w:rPr>
-      <w:t>Unterrichtsmaterial Oberschule Sachsen · Version v0.4.0-376-gf442749-dirty · Build 17.08.2026</w:t>
+      <w:t>Unterrichtsmaterial Oberschule Sachsen · Version v0.4.0-410-g8744ce6-dirty · Build 17.08.2026</w:t>
     </w:r>
   </w:p>
 </w:ftr>

--- a/Ausgabe/Klasse_7/02_Repraesentation_von_Daten/03_Material.docx
+++ b/Ausgabe/Klasse_7/02_Repraesentation_von_Daten/03_Material.docx
@@ -1505,7 +1505,7 @@
       <w:rPr>
         <w:sz w:val="16"/>
       </w:rPr>
-      <w:t>Unterrichtsmaterial Oberschule Sachsen · Version v0.4.0-410-g8744ce6-dirty · Build 17.08.2026</w:t>
+      <w:t>Unterrichtsmaterial Oberschule Sachsen · Version v0.4.0-444-gad95bb4-dirty · Build 18.08.2026</w:t>
     </w:r>
   </w:p>
 </w:ftr>

--- a/Ausgabe/Klasse_7/02_Repraesentation_von_Daten/03_Material.docx
+++ b/Ausgabe/Klasse_7/02_Repraesentation_von_Daten/03_Material.docx
@@ -1505,7 +1505,7 @@
       <w:rPr>
         <w:sz w:val="16"/>
       </w:rPr>
-      <w:t>Unterrichtsmaterial Oberschule Sachsen · Version v0.4.0-444-gad95bb4-dirty · Build 18.08.2026</w:t>
+      <w:t>Unterrichtsmaterial Oberschule Sachsen · Version v0.4.0-459-gb11fd20-dirty · Build 18.08.2026</w:t>
     </w:r>
   </w:p>
 </w:ftr>

--- a/Ausgabe/Klasse_7/02_Repraesentation_von_Daten/03_Material.docx
+++ b/Ausgabe/Klasse_7/02_Repraesentation_von_Daten/03_Material.docx
@@ -1505,7 +1505,7 @@
       <w:rPr>
         <w:sz w:val="16"/>
       </w:rPr>
-      <w:t>Unterrichtsmaterial Oberschule Sachsen · Version v0.4.0-459-gb11fd20-dirty · Build 18.08.2026</w:t>
+      <w:t>Unterrichtsmaterial Oberschule Sachsen · Version v0.4.0-444-gad95bb4-dirty · Build 18.08.2026</w:t>
     </w:r>
   </w:p>
 </w:ftr>

--- a/Ausgabe/Klasse_7/02_Repraesentation_von_Daten/03_Material.docx
+++ b/Ausgabe/Klasse_7/02_Repraesentation_von_Daten/03_Material.docx
@@ -1505,7 +1505,7 @@
       <w:rPr>
         <w:sz w:val="16"/>
       </w:rPr>
-      <w:t>Unterrichtsmaterial Oberschule Sachsen · Version v0.4.0-444-gad95bb4-dirty · Build 18.08.2026</w:t>
+      <w:t>Unterrichtsmaterial Oberschule Sachsen · Version v0.4.0-489-gf58e499-dirty · Build 18.08.2026</w:t>
     </w:r>
   </w:p>
 </w:ftr>

--- a/Ausgabe/Klasse_7/02_Repraesentation_von_Daten/03_Material.docx
+++ b/Ausgabe/Klasse_7/02_Repraesentation_von_Daten/03_Material.docx
@@ -1505,7 +1505,7 @@
       <w:rPr>
         <w:sz w:val="16"/>
       </w:rPr>
-      <w:t>Unterrichtsmaterial Oberschule Sachsen · Version v0.4.0-444-gad95bb4-dirty · Build 18.08.2026</w:t>
+      <w:t>Unterrichtsmaterial Oberschule Sachsen · Version v0.4.0-490-g2532335-dirty · Build 18.08.2026</w:t>
     </w:r>
   </w:p>
 </w:ftr>

--- a/Ausgabe/Klasse_7/02_Repraesentation_von_Daten/03_Material.docx
+++ b/Ausgabe/Klasse_7/02_Repraesentation_von_Daten/03_Material.docx
@@ -1505,7 +1505,7 @@
       <w:rPr>
         <w:sz w:val="16"/>
       </w:rPr>
-      <w:t>Unterrichtsmaterial Oberschule Sachsen · Version v0.4.0-490-g2532335-dirty · Build 18.08.2026</w:t>
+      <w:t>Unterrichtsmaterial Oberschule Sachsen · Version v0.4.0-521-gfaabf71-dirty · Build 19.08.2026</w:t>
     </w:r>
   </w:p>
 </w:ftr>

--- a/Ausgabe/Klasse_7/02_Repraesentation_von_Daten/03_Material.docx
+++ b/Ausgabe/Klasse_7/02_Repraesentation_von_Daten/03_Material.docx
@@ -1505,7 +1505,7 @@
       <w:rPr>
         <w:sz w:val="16"/>
       </w:rPr>
-      <w:t>Unterrichtsmaterial Oberschule Sachsen · Version v0.4.0-490-g2532335-dirty · Build 18.08.2026</w:t>
+      <w:t>Unterrichtsmaterial Oberschule Sachsen · Version v0.4.0-521-g87c4bcc-dirty · Build 19.08.2026</w:t>
     </w:r>
   </w:p>
 </w:ftr>

--- a/Ausgabe/Klasse_7/02_Repraesentation_von_Daten/03_Material.docx
+++ b/Ausgabe/Klasse_7/02_Repraesentation_von_Daten/03_Material.docx
@@ -1505,7 +1505,7 @@
       <w:rPr>
         <w:sz w:val="16"/>
       </w:rPr>
-      <w:t>Unterrichtsmaterial Oberschule Sachsen · Version v0.4.0-521-g87c4bcc-dirty · Build 19.08.2026</w:t>
+      <w:t>Unterrichtsmaterial Oberschule Sachsen · Version v0.4.0-527-gca6ed1b-dirty · Build 19.08.2026</w:t>
     </w:r>
   </w:p>
 </w:ftr>

--- a/Ausgabe/Klasse_7/02_Repraesentation_von_Daten/03_Material.docx
+++ b/Ausgabe/Klasse_7/02_Repraesentation_von_Daten/03_Material.docx
@@ -1505,7 +1505,7 @@
       <w:rPr>
         <w:sz w:val="16"/>
       </w:rPr>
-      <w:t>Unterrichtsmaterial Oberschule Sachsen · Version v0.4.0-527-gca6ed1b-dirty · Build 19.08.2026</w:t>
+      <w:t>Unterrichtsmaterial Oberschule Sachsen · Version v0.4.0-530-gbb43ae4-dirty · Build 20.08.2026</w:t>
     </w:r>
   </w:p>
 </w:ftr>

--- a/Ausgabe/Klasse_7/02_Repraesentation_von_Daten/03_Material.docx
+++ b/Ausgabe/Klasse_7/02_Repraesentation_von_Daten/03_Material.docx
@@ -1505,7 +1505,7 @@
       <w:rPr>
         <w:sz w:val="16"/>
       </w:rPr>
-      <w:t>Unterrichtsmaterial Oberschule Sachsen · Version v0.4.0-530-gbb43ae4-dirty · Build 20.08.2026</w:t>
+      <w:t>Unterrichtsmaterial Oberschule Sachsen · Version v0.4.0-534-gc09a6c6-dirty · Build 20.08.2026</w:t>
     </w:r>
   </w:p>
 </w:ftr>
